--- a/reports/论文中文草稿框架_第三至六部分完善终稿_会议论文结构再精简版.docx
+++ b/reports/论文中文草稿框架_第三至六部分完善终稿_会议论文结构再精简版.docx
@@ -91,45 +91,42 @@
       <w:pPr>
         <w:spacing w:after="100"/>
         <w:jc w:val="center"/>
+        <w:rPr>
+          <w:lang w:eastAsia="zh-CN"/>
+        </w:rPr>
       </w:pPr>
-      <w:proofErr w:type="spellStart"/>
       <w:r>
         <w:rPr>
           <w:b/>
           <w:color w:val="0B2545"/>
           <w:sz w:val="21"/>
-        </w:rPr>
-        <w:t>Brain_Tumor_Segmentation</w:t>
-      </w:r>
-      <w:proofErr w:type="spellEnd"/>
+          <w:lang w:eastAsia="zh-CN"/>
+        </w:rPr>
+        <w:t xml:space="preserve">Brain_Tumor_Segmentation </w:t>
+      </w:r>
       <w:r>
         <w:rPr>
           <w:b/>
           <w:color w:val="0B2545"/>
           <w:sz w:val="21"/>
-        </w:rPr>
-        <w:t xml:space="preserve"> </w:t>
-      </w:r>
-      <w:proofErr w:type="spellStart"/>
-      <w:r>
-        <w:rPr>
-          <w:b/>
-          <w:color w:val="0B2545"/>
-          <w:sz w:val="21"/>
+          <w:lang w:eastAsia="zh-CN"/>
         </w:rPr>
         <w:t>项目</w:t>
       </w:r>
-      <w:proofErr w:type="spellEnd"/>
     </w:p>
     <w:p>
       <w:pPr>
         <w:spacing w:after="0"/>
         <w:jc w:val="center"/>
+        <w:rPr>
+          <w:lang w:eastAsia="zh-CN"/>
+        </w:rPr>
       </w:pPr>
       <w:r>
         <w:rPr>
           <w:color w:val="626B76"/>
           <w:sz w:val="20"/>
+          <w:lang w:eastAsia="zh-CN"/>
         </w:rPr>
         <w:t xml:space="preserve">2026 </w:t>
       </w:r>
@@ -137,6 +134,7 @@
         <w:rPr>
           <w:color w:val="626B76"/>
           <w:sz w:val="20"/>
+          <w:lang w:eastAsia="zh-CN"/>
         </w:rPr>
         <w:t>年</w:t>
       </w:r>
@@ -144,6 +142,7 @@
         <w:rPr>
           <w:color w:val="626B76"/>
           <w:sz w:val="20"/>
+          <w:lang w:eastAsia="zh-CN"/>
         </w:rPr>
         <w:t xml:space="preserve"> 8 </w:t>
       </w:r>
@@ -151,12 +150,21 @@
         <w:rPr>
           <w:color w:val="626B76"/>
           <w:sz w:val="20"/>
+          <w:lang w:eastAsia="zh-CN"/>
         </w:rPr>
         <w:t>月</w:t>
       </w:r>
     </w:p>
     <w:p>
-      <w:r>
+      <w:pPr>
+        <w:rPr>
+          <w:lang w:eastAsia="zh-CN"/>
+        </w:rPr>
+      </w:pPr>
+      <w:r>
+        <w:rPr>
+          <w:lang w:eastAsia="zh-CN"/>
+        </w:rPr>
         <w:br w:type="page"/>
       </w:r>
     </w:p>
@@ -182,7 +190,118 @@
         </w:rPr>
       </w:pPr>
       <w:r>
-        <w:t>脑肿瘤 MRI 病灶的准确自动分割对定量影像分析具有重要临床价值。然而，现有深度学习模型常将多通道输入、数据增强、网络结构与预训练组合使用，各改进组件的独立贡献缺乏严格验证。针对此问题，本文基于 kaggle_3m 数据集，在严格防止数据泄漏的统一患者级划分下构建了对照实验。以普通 U-Net 为基线，通过多随机种子配对消融，独立评估了三通道输入、轻量增强、ResNet34 编码器和 ImageNet 预训练的效用。结果表明，完整方案 M4-P 在测试集上取得了最优综合表现（Positive Macro IoU 0.7664，Positive Dice 0.8425）。其中，ResNet34 编码器提供了最稳定的正向贡献，其余组件呈现辅助性正向趋势。结合定性误差分析，本研究为脑肿瘤分割模型的组件设计与优化提供了可靠依据。</w:t>
+        <w:rPr>
+          <w:lang w:eastAsia="zh-CN"/>
+        </w:rPr>
+        <w:t>脑肿瘤</w:t>
+      </w:r>
+      <w:r>
+        <w:rPr>
+          <w:lang w:eastAsia="zh-CN"/>
+        </w:rPr>
+        <w:t xml:space="preserve"> MRI </w:t>
+      </w:r>
+      <w:r>
+        <w:rPr>
+          <w:lang w:eastAsia="zh-CN"/>
+        </w:rPr>
+        <w:t>病灶的准确自动分割对定量影像分析具有重要临床价值。然而，现有深度学习模型常将多通道输入、数据增强、网络结构与预训练组合使用，各改进组件的独立贡献缺乏严格验证。针对此问题，本文基于</w:t>
+      </w:r>
+      <w:r>
+        <w:rPr>
+          <w:lang w:eastAsia="zh-CN"/>
+        </w:rPr>
+        <w:t xml:space="preserve"> kaggle_3m </w:t>
+      </w:r>
+      <w:r>
+        <w:rPr>
+          <w:lang w:eastAsia="zh-CN"/>
+        </w:rPr>
+        <w:t>数据集，在严格防止数据泄漏的统一患者级划分下构建了对照实验。以普通</w:t>
+      </w:r>
+      <w:r>
+        <w:rPr>
+          <w:lang w:eastAsia="zh-CN"/>
+        </w:rPr>
+        <w:t xml:space="preserve"> U-Net </w:t>
+      </w:r>
+      <w:r>
+        <w:rPr>
+          <w:lang w:eastAsia="zh-CN"/>
+        </w:rPr>
+        <w:t>为基线，通过多随机种子配对消融，独立评估了三通道输入、轻量增强、</w:t>
+      </w:r>
+      <w:r>
+        <w:rPr>
+          <w:lang w:eastAsia="zh-CN"/>
+        </w:rPr>
+        <w:t xml:space="preserve">ResNet34 </w:t>
+      </w:r>
+      <w:r>
+        <w:rPr>
+          <w:lang w:eastAsia="zh-CN"/>
+        </w:rPr>
+        <w:t>编码器和</w:t>
+      </w:r>
+      <w:r>
+        <w:rPr>
+          <w:lang w:eastAsia="zh-CN"/>
+        </w:rPr>
+        <w:t xml:space="preserve"> ImageNet </w:t>
+      </w:r>
+      <w:r>
+        <w:rPr>
+          <w:lang w:eastAsia="zh-CN"/>
+        </w:rPr>
+        <w:t>预训练的效用。结果表明，完整方案</w:t>
+      </w:r>
+      <w:r>
+        <w:rPr>
+          <w:lang w:eastAsia="zh-CN"/>
+        </w:rPr>
+        <w:t xml:space="preserve"> M4-P </w:t>
+      </w:r>
+      <w:r>
+        <w:rPr>
+          <w:lang w:eastAsia="zh-CN"/>
+        </w:rPr>
+        <w:t>在测试集上取得了最优综合表现（</w:t>
+      </w:r>
+      <w:r>
+        <w:rPr>
+          <w:lang w:eastAsia="zh-CN"/>
+        </w:rPr>
+        <w:t>Positive Macro IoU 0.7664</w:t>
+      </w:r>
+      <w:r>
+        <w:rPr>
+          <w:lang w:eastAsia="zh-CN"/>
+        </w:rPr>
+        <w:t>，</w:t>
+      </w:r>
+      <w:r>
+        <w:rPr>
+          <w:lang w:eastAsia="zh-CN"/>
+        </w:rPr>
+        <w:t>Positive Dice 0.8425</w:t>
+      </w:r>
+      <w:r>
+        <w:rPr>
+          <w:lang w:eastAsia="zh-CN"/>
+        </w:rPr>
+        <w:t>）。其中，</w:t>
+      </w:r>
+      <w:r>
+        <w:rPr>
+          <w:lang w:eastAsia="zh-CN"/>
+        </w:rPr>
+        <w:t xml:space="preserve">ResNet34 </w:t>
+      </w:r>
+      <w:r>
+        <w:rPr>
+          <w:lang w:eastAsia="zh-CN"/>
+        </w:rPr>
+        <w:t>编码器提供了最稳定的正向贡献，其余组件呈现辅助性正向趋势。结合定性误差分析，本研究为脑肿瘤分割模型的组件设计与优化提供了可靠依据。</w:t>
       </w:r>
     </w:p>
     <w:p>
@@ -243,7 +362,16 @@
         </w:rPr>
       </w:pPr>
       <w:r>
-        <w:t>1 引言</w:t>
+        <w:rPr>
+          <w:lang w:eastAsia="zh-CN"/>
+        </w:rPr>
+        <w:t xml:space="preserve">1 </w:t>
+      </w:r>
+      <w:r>
+        <w:rPr>
+          <w:lang w:eastAsia="zh-CN"/>
+        </w:rPr>
+        <w:t>引言</w:t>
       </w:r>
     </w:p>
     <w:p>
@@ -254,7 +382,16 @@
         </w:rPr>
       </w:pPr>
       <w:r>
-        <w:t>1.1 研究背景与意义</w:t>
+        <w:rPr>
+          <w:lang w:eastAsia="zh-CN"/>
+        </w:rPr>
+        <w:t xml:space="preserve">1.1 </w:t>
+      </w:r>
+      <w:r>
+        <w:rPr>
+          <w:lang w:eastAsia="zh-CN"/>
+        </w:rPr>
+        <w:t>研究背景与意义</w:t>
       </w:r>
     </w:p>
     <w:p>
@@ -265,7 +402,34 @@
         </w:rPr>
       </w:pPr>
       <w:r>
-        <w:t>精准分割多通道 MRI 脑肿瘤切片具有重要临床价值，但人工勾画成本高且易受图像质量影响。病灶边界模糊、尺度和观察者差异会增加轮廓确定难度，自动分割可提供可重复的初始轮廓，为病灶定位、定量分析和人工复核提供基础[1][2]。</w:t>
+        <w:rPr>
+          <w:lang w:eastAsia="zh-CN"/>
+        </w:rPr>
+        <w:t>精准分割多通道</w:t>
+      </w:r>
+      <w:r>
+        <w:rPr>
+          <w:lang w:eastAsia="zh-CN"/>
+        </w:rPr>
+        <w:t xml:space="preserve"> MRI </w:t>
+      </w:r>
+      <w:r>
+        <w:rPr>
+          <w:lang w:eastAsia="zh-CN"/>
+        </w:rPr>
+        <w:t>脑肿瘤切片具有重要临床价值，但人工勾画成本高且易受图像质量影响。病灶边界模糊、尺度和观察者差异会增加轮廓确定难度，自动分割可提供可重复的初始轮廓，为病灶定位、定量分析和人工复核提供基础</w:t>
+      </w:r>
+      <w:r>
+        <w:rPr>
+          <w:lang w:eastAsia="zh-CN"/>
+        </w:rPr>
+        <w:t>[1][2]</w:t>
+      </w:r>
+      <w:r>
+        <w:rPr>
+          <w:lang w:eastAsia="zh-CN"/>
+        </w:rPr>
+        <w:t>。</w:t>
       </w:r>
     </w:p>
     <w:p>
@@ -276,7 +440,17 @@
         </w:rPr>
       </w:pPr>
       <w:r>
-        <w:t>现有方法虽已广泛采用深度学习，但多通道信息的互补价值并未在所有数据条件下得到充分利用，输入、增强、编码器和预训练又常被组合加入，难以判断各组件的独立贡献。不严谨的数据组织与验证流程还可能影响比较可信度。本文据此在统一实验条件下构建组件配对对照，重点考察完整方案的整体优势、各组件贡献及其在不同训练状态和病例中的一致性。</w:t>
+        <w:rPr>
+          <w:lang w:eastAsia="zh-CN"/>
+        </w:rPr>
+        <w:t>现有方法虽已广泛采用深度学习，但多通道信息的互补价值并未在所有数据条件下得到充分利用，输入、增强、编码器和预训练又常被组合加入，难以判断各组件的独立贡献。不严谨的数据组织与验证流程还可能影响比较可信度。本文据此在统一实</w:t>
+      </w:r>
+      <w:r>
+        <w:rPr>
+          <w:lang w:eastAsia="zh-CN"/>
+        </w:rPr>
+        <w:lastRenderedPageBreak/>
+        <w:t>验条件下构建组件配对对照，重点考察完整方案的整体优势、各组件贡献及其在不同训练状态和病例中的一致性。</w:t>
       </w:r>
     </w:p>
     <w:p>
@@ -287,7 +461,16 @@
         </w:rPr>
       </w:pPr>
       <w:r>
-        <w:t>1.2 研究对象与问题定义</w:t>
+        <w:rPr>
+          <w:lang w:eastAsia="zh-CN"/>
+        </w:rPr>
+        <w:t xml:space="preserve">1.2 </w:t>
+      </w:r>
+      <w:r>
+        <w:rPr>
+          <w:lang w:eastAsia="zh-CN"/>
+        </w:rPr>
+        <w:t>研究对象与问题定义</w:t>
       </w:r>
     </w:p>
     <w:p>
@@ -298,7 +481,58 @@
         </w:rPr>
       </w:pPr>
       <w:r>
-        <w:t>本文针对 kaggle_3m 数据中的二维 MRI 切片，在患者隔离的统一划分下执行病灶与背景的二值分割。数据标签虽标记为 LGG，但本文暂不讨论 LGG 多类别分类或肿瘤亚区分割。</w:t>
+        <w:rPr>
+          <w:lang w:eastAsia="zh-CN"/>
+        </w:rPr>
+        <w:t>本文针对</w:t>
+      </w:r>
+      <w:r>
+        <w:rPr>
+          <w:lang w:eastAsia="zh-CN"/>
+        </w:rPr>
+        <w:t xml:space="preserve"> kaggle_3m </w:t>
+      </w:r>
+      <w:r>
+        <w:rPr>
+          <w:lang w:eastAsia="zh-CN"/>
+        </w:rPr>
+        <w:t>数据中的二维</w:t>
+      </w:r>
+      <w:r>
+        <w:rPr>
+          <w:lang w:eastAsia="zh-CN"/>
+        </w:rPr>
+        <w:t xml:space="preserve"> MRI </w:t>
+      </w:r>
+      <w:r>
+        <w:rPr>
+          <w:lang w:eastAsia="zh-CN"/>
+        </w:rPr>
+        <w:t>切片，在患者隔离的统一划分下执行病灶与背景的二值分割。数据标签虽标记为</w:t>
+      </w:r>
+      <w:r>
+        <w:rPr>
+          <w:lang w:eastAsia="zh-CN"/>
+        </w:rPr>
+        <w:t xml:space="preserve"> LGG</w:t>
+      </w:r>
+      <w:r>
+        <w:rPr>
+          <w:lang w:eastAsia="zh-CN"/>
+        </w:rPr>
+        <w:t>，但本文暂不讨论</w:t>
+      </w:r>
+      <w:r>
+        <w:rPr>
+          <w:lang w:eastAsia="zh-CN"/>
+        </w:rPr>
+        <w:t xml:space="preserve"> LGG </w:t>
+      </w:r>
+      <w:r>
+        <w:rPr>
+          <w:lang w:eastAsia="zh-CN"/>
+        </w:rPr>
+        <w:t>多类别分类或肿瘤亚区分割。</w:t>
       </w:r>
     </w:p>
     <w:p>
@@ -309,7 +543,152 @@
         </w:rPr>
       </w:pPr>
       <w:r>
-        <w:t>1.3 本文工作与贡献</w:t>
+        <w:t xml:space="preserve">1.3 </w:t>
+      </w:r>
+      <w:r>
+        <w:t>本文工作与贡献</w:t>
+      </w:r>
+    </w:p>
+    <w:p>
+      <w:pPr>
+        <w:numPr>
+          <w:ilvl w:val="0"/>
+          <w:numId w:val="1"/>
+        </w:numPr>
+        <w:ind w:firstLine="420"/>
+        <w:rPr>
+          <w:lang w:eastAsia="zh-CN"/>
+        </w:rPr>
+      </w:pPr>
+      <w:r>
+        <w:rPr>
+          <w:lang w:eastAsia="zh-CN"/>
+        </w:rPr>
+        <w:t>建立固定清洁清单与隔离划分，统一模型训练、验证和测试所用样本。</w:t>
+      </w:r>
+    </w:p>
+    <w:p>
+      <w:pPr>
+        <w:numPr>
+          <w:ilvl w:val="0"/>
+          <w:numId w:val="1"/>
+        </w:numPr>
+        <w:ind w:firstLine="420"/>
+        <w:rPr>
+          <w:lang w:eastAsia="zh-CN"/>
+        </w:rPr>
+      </w:pPr>
+      <w:r>
+        <w:rPr>
+          <w:lang w:eastAsia="zh-CN"/>
+        </w:rPr>
+        <w:t>围绕三通道输入、轻量增强、</w:t>
+      </w:r>
+      <w:r>
+        <w:rPr>
+          <w:lang w:eastAsia="zh-CN"/>
+        </w:rPr>
+        <w:t xml:space="preserve">ResNet34 </w:t>
+      </w:r>
+      <w:r>
+        <w:rPr>
+          <w:lang w:eastAsia="zh-CN"/>
+        </w:rPr>
+        <w:t>编码器和</w:t>
+      </w:r>
+      <w:r>
+        <w:rPr>
+          <w:lang w:eastAsia="zh-CN"/>
+        </w:rPr>
+        <w:t xml:space="preserve"> ImageNet </w:t>
+      </w:r>
+      <w:r>
+        <w:rPr>
+          <w:lang w:eastAsia="zh-CN"/>
+        </w:rPr>
+        <w:t>预训练开展多随机种子配对消融。</w:t>
+      </w:r>
+    </w:p>
+    <w:p>
+      <w:pPr>
+        <w:numPr>
+          <w:ilvl w:val="0"/>
+          <w:numId w:val="1"/>
+        </w:numPr>
+        <w:ind w:firstLine="420"/>
+        <w:rPr>
+          <w:lang w:eastAsia="zh-CN"/>
+        </w:rPr>
+      </w:pPr>
+      <w:r>
+        <w:rPr>
+          <w:lang w:eastAsia="zh-CN"/>
+        </w:rPr>
+        <w:t>完整方案取得整体改善，其中</w:t>
+      </w:r>
+      <w:r>
+        <w:rPr>
+          <w:lang w:eastAsia="zh-CN"/>
+        </w:rPr>
+        <w:t xml:space="preserve"> ResNet34 </w:t>
+      </w:r>
+      <w:r>
+        <w:rPr>
+          <w:lang w:eastAsia="zh-CN"/>
+        </w:rPr>
+        <w:t>贡献最稳定，其余组件呈现辅助性正向信号。</w:t>
+      </w:r>
+    </w:p>
+    <w:p>
+      <w:pPr>
+        <w:pStyle w:val="1"/>
+        <w:rPr>
+          <w:lang w:eastAsia="zh-CN"/>
+        </w:rPr>
+      </w:pPr>
+      <w:r>
+        <w:rPr>
+          <w:lang w:eastAsia="zh-CN"/>
+        </w:rPr>
+        <w:t xml:space="preserve">2 </w:t>
+      </w:r>
+      <w:r>
+        <w:rPr>
+          <w:lang w:eastAsia="zh-CN"/>
+        </w:rPr>
+        <w:t>相关研究工作</w:t>
+      </w:r>
+    </w:p>
+    <w:p>
+      <w:pPr>
+        <w:pStyle w:val="20"/>
+        <w:rPr>
+          <w:lang w:eastAsia="zh-CN"/>
+        </w:rPr>
+      </w:pPr>
+      <w:r>
+        <w:rPr>
+          <w:lang w:eastAsia="zh-CN"/>
+        </w:rPr>
+        <w:t xml:space="preserve">2.1 </w:t>
+      </w:r>
+      <w:r>
+        <w:rPr>
+          <w:lang w:eastAsia="zh-CN"/>
+        </w:rPr>
+        <w:t>脑肿瘤</w:t>
+      </w:r>
+      <w:r>
+        <w:rPr>
+          <w:lang w:eastAsia="zh-CN"/>
+        </w:rPr>
+        <w:t xml:space="preserve"> MRI </w:t>
+      </w:r>
+      <w:r>
+        <w:rPr>
+          <w:lang w:eastAsia="zh-CN"/>
+        </w:rPr>
+        <w:t>分割方法</w:t>
       </w:r>
     </w:p>
     <w:p>
@@ -318,13 +697,102 @@
         <w:rPr>
           <w:lang w:eastAsia="zh-CN"/>
         </w:rPr>
-        <w:numPr>
-          <w:ilvl w:val="0"/>
-          <w:numId w:val="1"/>
-        </w:numPr>
       </w:pPr>
       <w:r>
-        <w:t>建立固定清洁清单与隔离划分，统一模型训练、验证和测试所用样本。</w:t>
+        <w:rPr>
+          <w:lang w:eastAsia="zh-CN"/>
+        </w:rPr>
+        <w:t xml:space="preserve">U-Net </w:t>
+      </w:r>
+      <w:r>
+        <w:rPr>
+          <w:lang w:eastAsia="zh-CN"/>
+        </w:rPr>
+        <w:t>及其变体是脑肿瘤分割的基础路线</w:t>
+      </w:r>
+      <w:r>
+        <w:rPr>
+          <w:lang w:eastAsia="zh-CN"/>
+        </w:rPr>
+        <w:t>[4][9]</w:t>
+      </w:r>
+      <w:r>
+        <w:rPr>
+          <w:lang w:eastAsia="zh-CN"/>
+        </w:rPr>
+        <w:t>，研究已扩展到更丰富的特征表征与输入融合。近期工作通过残差结构改善深层特征学习</w:t>
+      </w:r>
+      <w:r>
+        <w:rPr>
+          <w:lang w:eastAsia="zh-CN"/>
+        </w:rPr>
+        <w:t>[5]</w:t>
+      </w:r>
+      <w:r>
+        <w:rPr>
+          <w:lang w:eastAsia="zh-CN"/>
+        </w:rPr>
+        <w:t>，以混合注意力强化局部与全局信息协同</w:t>
+      </w:r>
+      <w:r>
+        <w:rPr>
+          <w:lang w:eastAsia="zh-CN"/>
+        </w:rPr>
+        <w:t>[15]</w:t>
+      </w:r>
+      <w:r>
+        <w:rPr>
+          <w:lang w:eastAsia="zh-CN"/>
+        </w:rPr>
+        <w:t>，并借助预训练权重改善初始化和优化</w:t>
+      </w:r>
+      <w:r>
+        <w:rPr>
+          <w:lang w:eastAsia="zh-CN"/>
+        </w:rPr>
+        <w:t>[6]</w:t>
+      </w:r>
+      <w:r>
+        <w:rPr>
+          <w:lang w:eastAsia="zh-CN"/>
+        </w:rPr>
+        <w:t>；多模态</w:t>
+      </w:r>
+      <w:r>
+        <w:rPr>
+          <w:lang w:eastAsia="zh-CN"/>
+        </w:rPr>
+        <w:t xml:space="preserve"> MRI </w:t>
+      </w:r>
+      <w:r>
+        <w:rPr>
+          <w:lang w:eastAsia="zh-CN"/>
+        </w:rPr>
+        <w:t>研究则表明，不同序列的互补对比能提供额外信息</w:t>
+      </w:r>
+      <w:r>
+        <w:rPr>
+          <w:lang w:eastAsia="zh-CN"/>
+        </w:rPr>
+        <w:t>[3]</w:t>
+      </w:r>
+      <w:r>
+        <w:rPr>
+          <w:lang w:eastAsia="zh-CN"/>
+        </w:rPr>
+        <w:t>。这些方向说明输入、编码器与初始化均可能影响分割质量，为本文选择三通道输入、</w:t>
+      </w:r>
+      <w:r>
+        <w:rPr>
+          <w:lang w:eastAsia="zh-CN"/>
+        </w:rPr>
+        <w:t xml:space="preserve">ResNet34 </w:t>
+      </w:r>
+      <w:r>
+        <w:rPr>
+          <w:lang w:eastAsia="zh-CN"/>
+        </w:rPr>
+        <w:t>和预训练作为对照因素提供依据。</w:t>
       </w:r>
     </w:p>
     <w:p>
@@ -333,13 +801,45 @@
         <w:rPr>
           <w:lang w:eastAsia="zh-CN"/>
         </w:rPr>
-        <w:numPr>
-          <w:ilvl w:val="0"/>
-          <w:numId w:val="1"/>
-        </w:numPr>
       </w:pPr>
       <w:r>
-        <w:t>围绕三通道输入、轻量增强、ResNet34 编码器和 ImageNet 预训练开展多随机种子配对消融。</w:t>
+        <w:rPr>
+          <w:lang w:eastAsia="zh-CN"/>
+        </w:rPr>
+        <w:lastRenderedPageBreak/>
+        <w:t>相关评价通常结合重叠质量、病灶检出、误报与病例差异，单一指标难以完整反映模型行为</w:t>
+      </w:r>
+      <w:r>
+        <w:rPr>
+          <w:lang w:eastAsia="zh-CN"/>
+        </w:rPr>
+        <w:t>[4][9]</w:t>
+      </w:r>
+      <w:r>
+        <w:rPr>
+          <w:lang w:eastAsia="zh-CN"/>
+        </w:rPr>
+        <w:t>。比较网络方案时，既要关注总体表现，也需结合错误类型和配对结果解释改进来源。</w:t>
+      </w:r>
+    </w:p>
+    <w:p>
+      <w:pPr>
+        <w:pStyle w:val="20"/>
+        <w:rPr>
+          <w:lang w:eastAsia="zh-CN"/>
+        </w:rPr>
+      </w:pPr>
+      <w:r>
+        <w:rPr>
+          <w:lang w:eastAsia="zh-CN"/>
+        </w:rPr>
+        <w:t xml:space="preserve">2.2 </w:t>
+      </w:r>
+      <w:r>
+        <w:rPr>
+          <w:lang w:eastAsia="zh-CN"/>
+        </w:rPr>
+        <w:t>实验可信度与本文切入点</w:t>
       </w:r>
     </w:p>
     <w:p>
@@ -348,13 +848,24 @@
         <w:rPr>
           <w:lang w:eastAsia="zh-CN"/>
         </w:rPr>
-        <w:numPr>
-          <w:ilvl w:val="0"/>
-          <w:numId w:val="1"/>
-        </w:numPr>
       </w:pPr>
       <w:r>
-        <w:t>完整方案取得整体改善，其中 ResNet34 贡献最稳定，其余组件呈现辅助性正向信号。</w:t>
+        <w:rPr>
+          <w:lang w:eastAsia="zh-CN"/>
+        </w:rPr>
+        <w:t>多数模型改进以组合形式出现，整体性能提高并不能直接拆解输入、增强、结构和预训练的独立贡献；不同组件还可能产生互补或冗余。与此同时，医学影像中的相邻切片和同一受试者样本具有相关性，不恰当的交叉验证容易引发数据泄漏并夸大性能</w:t>
+      </w:r>
+      <w:r>
+        <w:rPr>
+          <w:lang w:eastAsia="zh-CN"/>
+        </w:rPr>
+        <w:t>[8]</w:t>
+      </w:r>
+      <w:r>
+        <w:rPr>
+          <w:lang w:eastAsia="zh-CN"/>
+        </w:rPr>
+        <w:t>。本文因此建立统一数据清单，在相同训练协议下采用多个随机种子，对四类组件进行严格配对消融，并结合总体指标、患者汇总与定性误差分析，提高内部比较的可解释性和可核查性。</w:t>
       </w:r>
     </w:p>
     <w:p>
@@ -365,7 +876,16 @@
         </w:rPr>
       </w:pPr>
       <w:r>
-        <w:t>2 相关研究工作</w:t>
+        <w:rPr>
+          <w:lang w:eastAsia="zh-CN"/>
+        </w:rPr>
+        <w:t xml:space="preserve">3 </w:t>
+      </w:r>
+      <w:r>
+        <w:rPr>
+          <w:lang w:eastAsia="zh-CN"/>
+        </w:rPr>
+        <w:t>数据与方法</w:t>
       </w:r>
     </w:p>
     <w:p>
@@ -376,7 +896,16 @@
         </w:rPr>
       </w:pPr>
       <w:r>
-        <w:t>2.1 脑肿瘤 MRI 分割方法</w:t>
+        <w:rPr>
+          <w:lang w:eastAsia="zh-CN"/>
+        </w:rPr>
+        <w:t xml:space="preserve">3.1 </w:t>
+      </w:r>
+      <w:r>
+        <w:rPr>
+          <w:lang w:eastAsia="zh-CN"/>
+        </w:rPr>
+        <w:t>数据集与清洁清单</w:t>
       </w:r>
     </w:p>
     <w:p>
@@ -387,73 +916,73 @@
         </w:rPr>
       </w:pPr>
       <w:r>
-        <w:t>U-Net 及其变体是脑肿瘤分割的基础路线[4][9]，研究已扩展到更丰富的特征表征与输入融合。近期工作通过残差结构改善深层特征学习[5]，以混合注意力强化局部与全局信息协同[15]，并借助预训练权重改善初始化和优化[6]；多模态 MRI 研究则表明，不同序列的互补对比能提供额外信息[3]。这些方向说明输入、编码器与初始化均可能影响分割质量，为本文选择三通道输入、ResNet34 和预训练作为对照因素提供依据。</w:t>
-      </w:r>
-    </w:p>
-    <w:p>
-      <w:pPr>
-        <w:ind w:firstLine="420"/>
-        <w:rPr>
-          <w:lang w:eastAsia="zh-CN"/>
-        </w:rPr>
-      </w:pPr>
-      <w:r>
-        <w:t>相关评价通常结合重叠质量、病灶检出、误报与病例差异，单一指标难以完整反映模型行为[4][9]。比较网络方案时，既要关注总体表现，也需结合错误类型和配对结果解释改进来源。</w:t>
-      </w:r>
-    </w:p>
-    <w:p>
-      <w:pPr>
-        <w:pStyle w:val="20"/>
-        <w:rPr>
-          <w:lang w:eastAsia="zh-CN"/>
-        </w:rPr>
-      </w:pPr>
-      <w:r>
-        <w:t>2.2 实验可信度与本文切入点</w:t>
-      </w:r>
-    </w:p>
-    <w:p>
-      <w:pPr>
-        <w:ind w:firstLine="420"/>
-        <w:rPr>
-          <w:lang w:eastAsia="zh-CN"/>
-        </w:rPr>
-      </w:pPr>
-      <w:r>
-        <w:t>多数模型改进以组合形式出现，整体性能提高并不能直接拆解输入、增强、结构和预训练的独立贡献；不同组件还可能产生互补或冗余。与此同时，医学影像中的相邻切片和同一受试者样本具有相关性，不恰当的交叉验证容易引发数据泄漏并夸大性能[8]。本文因此建立统一数据清单，在相同训练协议下采用多个随机种子，对四类组件进行严格配对消融，并结合总体指标、患者汇总与定性误差分析，提高内部比较的可解释性和可核查性。</w:t>
-      </w:r>
-    </w:p>
-    <w:p>
-      <w:pPr>
-        <w:pStyle w:val="1"/>
-        <w:rPr>
-          <w:lang w:eastAsia="zh-CN"/>
-        </w:rPr>
-      </w:pPr>
-      <w:r>
-        <w:t>3 数据与方法</w:t>
-      </w:r>
-    </w:p>
-    <w:p>
-      <w:pPr>
-        <w:pStyle w:val="20"/>
-        <w:rPr>
-          <w:lang w:eastAsia="zh-CN"/>
-        </w:rPr>
-      </w:pPr>
-      <w:r>
-        <w:t>3.1 数据集与清洁清单</w:t>
-      </w:r>
-    </w:p>
-    <w:p>
-      <w:pPr>
-        <w:ind w:firstLine="420"/>
-        <w:rPr>
-          <w:lang w:eastAsia="zh-CN"/>
-        </w:rPr>
-      </w:pPr>
-      <w:r>
-        <w:t>本文使用 Kaggle Brain MRI segmentation（LGG Segmentation Dataset）公开数据集[16]。该数据来源于 TCIA 的 TCGA 低级别胶质瘤集合，提供 MRI 切片及人工 FLAIR 异常区域掩膜，许可为 CC BY-NC-SA 4.0。本文不修改原始文件，仅按内容一致性与通道可用性规则建立固定清洁清单，数据构成见表1。</w:t>
+        <w:t>本文使用</w:t>
+      </w:r>
+      <w:r>
+        <w:t xml:space="preserve"> Kaggle Brain MRI segmentation</w:t>
+      </w:r>
+      <w:r>
+        <w:t>（</w:t>
+      </w:r>
+      <w:r>
+        <w:t>LGG Segmentation Dataset</w:t>
+      </w:r>
+      <w:r>
+        <w:t>）公开数据集</w:t>
+      </w:r>
+      <w:r>
+        <w:t>[16]</w:t>
+      </w:r>
+      <w:r>
+        <w:t>。该数据来源于</w:t>
+      </w:r>
+      <w:r>
+        <w:t xml:space="preserve"> TCIA </w:t>
+      </w:r>
+      <w:r>
+        <w:t>的</w:t>
+      </w:r>
+      <w:r>
+        <w:t xml:space="preserve"> TCGA </w:t>
+      </w:r>
+      <w:r>
+        <w:t>低级别胶质瘤集合，提供</w:t>
+      </w:r>
+      <w:r>
+        <w:t xml:space="preserve"> MRI </w:t>
+      </w:r>
+      <w:r>
+        <w:t>切片及人工</w:t>
+      </w:r>
+      <w:r>
+        <w:t xml:space="preserve"> FLAIR </w:t>
+      </w:r>
+      <w:r>
+        <w:t>异常区域掩膜，许可为</w:t>
+      </w:r>
+      <w:r>
+        <w:t xml:space="preserve"> CC BY-NC-SA 4.0</w:t>
+      </w:r>
+      <w:r>
+        <w:t>。</w:t>
+      </w:r>
+      <w:r>
+        <w:rPr>
+          <w:lang w:eastAsia="zh-CN"/>
+        </w:rPr>
+        <w:t>本文不修改原始文件，仅按内容一致性与通道可用性规则建立固定清洁清单，数据构成见表</w:t>
+      </w:r>
+      <w:r>
+        <w:rPr>
+          <w:lang w:eastAsia="zh-CN"/>
+        </w:rPr>
+        <w:t>1</w:t>
+      </w:r>
+      <w:r>
+        <w:rPr>
+          <w:lang w:eastAsia="zh-CN"/>
+        </w:rPr>
+        <w:t>。</w:t>
       </w:r>
     </w:p>
     <w:p>
@@ -469,7 +998,22 @@
         </w:rPr>
       </w:pPr>
       <w:r>
-        <w:t>表1 数据集清洁与患者级划分统计</w:t>
+        <w:rPr>
+          <w:lang w:eastAsia="zh-CN"/>
+        </w:rPr>
+        <w:t>表</w:t>
+      </w:r>
+      <w:r>
+        <w:rPr>
+          <w:lang w:eastAsia="zh-CN"/>
+        </w:rPr>
+        <w:t xml:space="preserve">1 </w:t>
+      </w:r>
+      <w:r>
+        <w:rPr>
+          <w:lang w:eastAsia="zh-CN"/>
+        </w:rPr>
+        <w:t>数据集清洁与患者级划分统计</w:t>
       </w:r>
     </w:p>
     <w:tbl>
@@ -512,7 +1056,6 @@
               <w:spacing w:after="0" w:line="264" w:lineRule="auto"/>
               <w:jc w:val="left"/>
             </w:pPr>
-            <w:proofErr w:type="spellStart"/>
             <w:r>
               <w:rPr>
                 <w:b/>
@@ -521,7 +1064,6 @@
               </w:rPr>
               <w:t>项目</w:t>
             </w:r>
-            <w:proofErr w:type="spellEnd"/>
           </w:p>
         </w:tc>
         <w:tc>
@@ -541,7 +1083,6 @@
               <w:spacing w:after="0" w:line="264" w:lineRule="auto"/>
               <w:jc w:val="left"/>
             </w:pPr>
-            <w:proofErr w:type="spellStart"/>
             <w:r>
               <w:rPr>
                 <w:b/>
@@ -550,7 +1091,6 @@
               </w:rPr>
               <w:t>当前已核实内容</w:t>
             </w:r>
-            <w:proofErr w:type="spellEnd"/>
           </w:p>
         </w:tc>
       </w:tr>
@@ -571,14 +1111,12 @@
               <w:spacing w:after="0" w:line="264" w:lineRule="auto"/>
               <w:jc w:val="left"/>
             </w:pPr>
-            <w:proofErr w:type="spellStart"/>
             <w:r>
               <w:rPr>
                 <w:sz w:val="19"/>
               </w:rPr>
               <w:t>患者数</w:t>
             </w:r>
-            <w:proofErr w:type="spellEnd"/>
           </w:p>
         </w:tc>
         <w:tc>
@@ -623,14 +1161,12 @@
               <w:spacing w:after="0" w:line="264" w:lineRule="auto"/>
               <w:jc w:val="left"/>
             </w:pPr>
-            <w:proofErr w:type="spellStart"/>
             <w:r>
               <w:rPr>
                 <w:sz w:val="19"/>
               </w:rPr>
               <w:t>切片数</w:t>
             </w:r>
-            <w:proofErr w:type="spellEnd"/>
           </w:p>
         </w:tc>
         <w:tc>
@@ -675,43 +1211,36 @@
               <w:spacing w:after="0" w:line="264" w:lineRule="auto"/>
               <w:jc w:val="left"/>
             </w:pPr>
-            <w:proofErr w:type="spellStart"/>
             <w:r>
               <w:rPr>
                 <w:sz w:val="19"/>
               </w:rPr>
-              <w:lastRenderedPageBreak/>
               <w:t>训练</w:t>
             </w:r>
-            <w:proofErr w:type="spellEnd"/>
             <w:r>
               <w:rPr>
                 <w:sz w:val="19"/>
               </w:rPr>
               <w:t>/</w:t>
             </w:r>
-            <w:proofErr w:type="spellStart"/>
             <w:r>
               <w:rPr>
                 <w:sz w:val="19"/>
               </w:rPr>
               <w:t>验证</w:t>
             </w:r>
-            <w:proofErr w:type="spellEnd"/>
             <w:r>
               <w:rPr>
                 <w:sz w:val="19"/>
               </w:rPr>
               <w:t>/</w:t>
             </w:r>
-            <w:proofErr w:type="spellStart"/>
             <w:r>
               <w:rPr>
                 <w:sz w:val="19"/>
               </w:rPr>
               <w:t>测试切片</w:t>
             </w:r>
-            <w:proofErr w:type="spellEnd"/>
           </w:p>
         </w:tc>
         <w:tc>
@@ -756,42 +1285,37 @@
               <w:spacing w:after="0" w:line="264" w:lineRule="auto"/>
               <w:jc w:val="left"/>
             </w:pPr>
-            <w:proofErr w:type="spellStart"/>
             <w:r>
               <w:rPr>
                 <w:sz w:val="19"/>
               </w:rPr>
+              <w:lastRenderedPageBreak/>
               <w:t>训练</w:t>
             </w:r>
-            <w:proofErr w:type="spellEnd"/>
             <w:r>
               <w:rPr>
                 <w:sz w:val="19"/>
               </w:rPr>
               <w:t>/</w:t>
             </w:r>
-            <w:proofErr w:type="spellStart"/>
             <w:r>
               <w:rPr>
                 <w:sz w:val="19"/>
               </w:rPr>
               <w:t>验证</w:t>
             </w:r>
-            <w:proofErr w:type="spellEnd"/>
             <w:r>
               <w:rPr>
                 <w:sz w:val="19"/>
               </w:rPr>
               <w:t>/</w:t>
             </w:r>
-            <w:proofErr w:type="spellStart"/>
             <w:r>
               <w:rPr>
                 <w:sz w:val="19"/>
               </w:rPr>
               <w:t>测试患者</w:t>
             </w:r>
-            <w:proofErr w:type="spellEnd"/>
           </w:p>
         </w:tc>
         <w:tc>
@@ -836,14 +1360,12 @@
               <w:spacing w:after="0" w:line="264" w:lineRule="auto"/>
               <w:jc w:val="left"/>
             </w:pPr>
-            <w:proofErr w:type="spellStart"/>
             <w:r>
               <w:rPr>
                 <w:sz w:val="19"/>
               </w:rPr>
               <w:t>正掩膜切片</w:t>
             </w:r>
-            <w:proofErr w:type="spellEnd"/>
           </w:p>
         </w:tc>
         <w:tc>
@@ -862,14 +1384,12 @@
               <w:spacing w:after="0" w:line="264" w:lineRule="auto"/>
               <w:jc w:val="left"/>
             </w:pPr>
-            <w:proofErr w:type="spellStart"/>
             <w:r>
               <w:rPr>
                 <w:sz w:val="19"/>
               </w:rPr>
               <w:t>训练</w:t>
             </w:r>
-            <w:proofErr w:type="spellEnd"/>
             <w:r>
               <w:rPr>
                 <w:sz w:val="19"/>
@@ -920,14 +1440,12 @@
               <w:spacing w:after="0" w:line="264" w:lineRule="auto"/>
               <w:jc w:val="left"/>
             </w:pPr>
-            <w:proofErr w:type="spellStart"/>
             <w:r>
               <w:rPr>
                 <w:sz w:val="19"/>
               </w:rPr>
               <w:t>空掩膜切片</w:t>
             </w:r>
-            <w:proofErr w:type="spellEnd"/>
           </w:p>
         </w:tc>
         <w:tc>
@@ -946,14 +1464,12 @@
               <w:spacing w:after="0" w:line="264" w:lineRule="auto"/>
               <w:jc w:val="left"/>
             </w:pPr>
-            <w:proofErr w:type="spellStart"/>
             <w:r>
               <w:rPr>
                 <w:sz w:val="19"/>
               </w:rPr>
               <w:t>训练</w:t>
             </w:r>
-            <w:proofErr w:type="spellEnd"/>
             <w:r>
               <w:rPr>
                 <w:sz w:val="19"/>
@@ -1004,21 +1520,18 @@
               <w:spacing w:after="0" w:line="264" w:lineRule="auto"/>
               <w:jc w:val="left"/>
             </w:pPr>
-            <w:proofErr w:type="spellStart"/>
             <w:r>
               <w:rPr>
                 <w:sz w:val="19"/>
               </w:rPr>
               <w:t>当前</w:t>
             </w:r>
-            <w:proofErr w:type="spellEnd"/>
             <w:r>
               <w:rPr>
                 <w:sz w:val="19"/>
               </w:rPr>
               <w:t xml:space="preserve"> </w:t>
             </w:r>
-            <w:proofErr w:type="spellStart"/>
             <w:r>
               <w:rPr>
                 <w:rFonts w:ascii="Consolas" w:hAnsi="Consolas"/>
@@ -1027,7 +1540,6 @@
               </w:rPr>
               <w:t>tumor_type</w:t>
             </w:r>
-            <w:proofErr w:type="spellEnd"/>
           </w:p>
         </w:tc>
         <w:tc>
@@ -1046,14 +1558,12 @@
               <w:spacing w:after="0" w:line="264" w:lineRule="auto"/>
               <w:jc w:val="left"/>
             </w:pPr>
-            <w:proofErr w:type="spellStart"/>
             <w:r>
               <w:rPr>
                 <w:sz w:val="19"/>
               </w:rPr>
               <w:t>清单中均为</w:t>
             </w:r>
-            <w:proofErr w:type="spellEnd"/>
             <w:r>
               <w:rPr>
                 <w:sz w:val="19"/>
@@ -1080,14 +1590,12 @@
               <w:spacing w:after="0" w:line="264" w:lineRule="auto"/>
               <w:jc w:val="left"/>
             </w:pPr>
-            <w:proofErr w:type="spellStart"/>
             <w:r>
               <w:rPr>
                 <w:sz w:val="19"/>
               </w:rPr>
               <w:t>任务类型</w:t>
             </w:r>
-            <w:proofErr w:type="spellEnd"/>
           </w:p>
         </w:tc>
         <w:tc>
@@ -1136,14 +1644,12 @@
               <w:spacing w:after="0" w:line="264" w:lineRule="auto"/>
               <w:jc w:val="left"/>
             </w:pPr>
-            <w:proofErr w:type="spellStart"/>
             <w:r>
               <w:rPr>
                 <w:sz w:val="19"/>
               </w:rPr>
               <w:t>清洁规则</w:t>
             </w:r>
-            <w:proofErr w:type="spellEnd"/>
           </w:p>
         </w:tc>
         <w:tc>
@@ -1184,6 +1690,9 @@
         </w:rPr>
       </w:pPr>
       <w:r>
+        <w:rPr>
+          <w:lang w:eastAsia="zh-CN"/>
+        </w:rPr>
         <w:t>表中的正掩膜切片表示掩膜含前景，不等同于患者数或肿瘤类别数。</w:t>
       </w:r>
     </w:p>
@@ -1195,7 +1704,16 @@
         </w:rPr>
       </w:pPr>
       <w:r>
-        <w:t>3.2 数据划分与泄漏控制</w:t>
+        <w:rPr>
+          <w:lang w:eastAsia="zh-CN"/>
+        </w:rPr>
+        <w:t xml:space="preserve">3.2 </w:t>
+      </w:r>
+      <w:r>
+        <w:rPr>
+          <w:lang w:eastAsia="zh-CN"/>
+        </w:rPr>
+        <w:t>数据划分与泄漏控制</w:t>
       </w:r>
     </w:p>
     <w:p>
@@ -1206,7 +1724,34 @@
         </w:rPr>
       </w:pPr>
       <w:r>
-        <w:t>数据以患者为单位固定划分，同一 group_id 的切片不跨训练集、验证集和测试集，具体构成见表1。全部模型和随机种子复用同一清单，从数据组织层面隔离相邻切片与个体特征，避免其进入不同集合并影响模型比较。</w:t>
+        <w:rPr>
+          <w:lang w:eastAsia="zh-CN"/>
+        </w:rPr>
+        <w:t>数据以患者为单位固定划分，同一</w:t>
+      </w:r>
+      <w:r>
+        <w:rPr>
+          <w:lang w:eastAsia="zh-CN"/>
+        </w:rPr>
+        <w:t xml:space="preserve"> group_id </w:t>
+      </w:r>
+      <w:r>
+        <w:rPr>
+          <w:lang w:eastAsia="zh-CN"/>
+        </w:rPr>
+        <w:t>的切片不跨训练集、验证集和测试集，具体构成见表</w:t>
+      </w:r>
+      <w:r>
+        <w:rPr>
+          <w:lang w:eastAsia="zh-CN"/>
+        </w:rPr>
+        <w:t>1</w:t>
+      </w:r>
+      <w:r>
+        <w:rPr>
+          <w:lang w:eastAsia="zh-CN"/>
+        </w:rPr>
+        <w:t>。全部模型和随机种子复用同一清单，从数据组织层面隔离相邻切片与个体特征，避免其进入不同集合并影响模型比较。</w:t>
       </w:r>
     </w:p>
     <w:p>
@@ -1217,7 +1762,16 @@
         </w:rPr>
       </w:pPr>
       <w:r>
-        <w:t>3.3 图像与掩膜预处理</w:t>
+        <w:rPr>
+          <w:lang w:eastAsia="zh-CN"/>
+        </w:rPr>
+        <w:t xml:space="preserve">3.3 </w:t>
+      </w:r>
+      <w:r>
+        <w:rPr>
+          <w:lang w:eastAsia="zh-CN"/>
+        </w:rPr>
+        <w:t>图像与掩膜预处理</w:t>
       </w:r>
     </w:p>
     <w:p>
@@ -1228,8 +1782,289 @@
         </w:rPr>
       </w:pPr>
       <w:r>
-        <w:t>图像统一缩放至 256×256 并归一化；训练集采用随机水平翻转和最大 ±5° 旋转，图像与掩膜同步变换；掩膜以阈值 128 二值化。单通道配置提取 FLAIR，三通道配置使用完整通道，缺失序列由 FLAIR 填充。针对病灶前景与背景的类别不平衡，训练时采用正掩膜采样与空掩膜平衡。</w:t>
-      </w:r>
+        <w:rPr>
+          <w:lang w:eastAsia="zh-CN"/>
+        </w:rPr>
+        <w:t>图像统一缩放至</w:t>
+      </w:r>
+      <w:r>
+        <w:rPr>
+          <w:lang w:eastAsia="zh-CN"/>
+        </w:rPr>
+        <w:t xml:space="preserve"> 256×256 </w:t>
+      </w:r>
+      <w:r>
+        <w:rPr>
+          <w:lang w:eastAsia="zh-CN"/>
+        </w:rPr>
+        <w:t>并归一化；训练集采用随机水平翻转和最大</w:t>
+      </w:r>
+      <w:r>
+        <w:rPr>
+          <w:lang w:eastAsia="zh-CN"/>
+        </w:rPr>
+        <w:t xml:space="preserve"> ±5° </w:t>
+      </w:r>
+      <w:r>
+        <w:rPr>
+          <w:lang w:eastAsia="zh-CN"/>
+        </w:rPr>
+        <w:t>旋转，图像与掩膜同步变换；掩膜以阈值</w:t>
+      </w:r>
+      <w:r>
+        <w:rPr>
+          <w:lang w:eastAsia="zh-CN"/>
+        </w:rPr>
+        <w:t xml:space="preserve"> 128 </w:t>
+      </w:r>
+      <w:r>
+        <w:rPr>
+          <w:lang w:eastAsia="zh-CN"/>
+        </w:rPr>
+        <w:t>二值化。单通道配置提取</w:t>
+      </w:r>
+      <w:r>
+        <w:rPr>
+          <w:lang w:eastAsia="zh-CN"/>
+        </w:rPr>
+        <w:t xml:space="preserve"> FLAIR</w:t>
+      </w:r>
+      <w:r>
+        <w:rPr>
+          <w:lang w:eastAsia="zh-CN"/>
+        </w:rPr>
+        <w:t>，三通道配置使用完整通道。针对病灶前景与背景的类别不平衡，训练时采用正掩膜采样与空掩膜平衡。</w:t>
+      </w:r>
+      <w:r>
+        <w:rPr>
+          <w:lang w:eastAsia="zh-CN"/>
+        </w:rPr>
+        <w:br/>
+      </w:r>
+      <w:r>
+        <w:rPr>
+          <w:rFonts w:hint="eastAsia"/>
+          <w:lang w:eastAsia="zh-CN"/>
+        </w:rPr>
+        <w:t>or</w:t>
+      </w:r>
+    </w:p>
+    <w:p>
+      <w:pPr>
+        <w:ind w:firstLine="420"/>
+        <w:rPr>
+          <w:lang w:eastAsia="zh-CN"/>
+        </w:rPr>
+      </w:pPr>
+      <w:commentRangeStart w:id="0"/>
+      <w:r>
+        <w:rPr>
+          <w:rFonts w:hint="eastAsia"/>
+          <w:lang w:eastAsia="zh-CN"/>
+        </w:rPr>
+        <w:t>图像统一缩放至</w:t>
+      </w:r>
+      <w:r>
+        <w:rPr>
+          <w:rFonts w:hint="eastAsia"/>
+          <w:lang w:eastAsia="zh-CN"/>
+        </w:rPr>
+        <w:t xml:space="preserve"> 256</w:t>
+      </w:r>
+      <w:r>
+        <w:rPr>
+          <w:rFonts w:hint="eastAsia"/>
+          <w:lang w:eastAsia="zh-CN"/>
+        </w:rPr>
+        <w:t>×</w:t>
+      </w:r>
+      <w:r>
+        <w:rPr>
+          <w:rFonts w:hint="eastAsia"/>
+          <w:lang w:eastAsia="zh-CN"/>
+        </w:rPr>
+        <w:t>256</w:t>
+      </w:r>
+      <w:r>
+        <w:rPr>
+          <w:rFonts w:hint="eastAsia"/>
+          <w:lang w:eastAsia="zh-CN"/>
+        </w:rPr>
+        <w:t>，并按</w:t>
+      </w:r>
+      <w:r>
+        <w:rPr>
+          <w:rFonts w:hint="eastAsia"/>
+          <w:lang w:eastAsia="zh-CN"/>
+        </w:rPr>
+        <w:t xml:space="preserve"> mean=0.5</w:t>
+      </w:r>
+      <w:r>
+        <w:rPr>
+          <w:rFonts w:hint="eastAsia"/>
+          <w:lang w:eastAsia="zh-CN"/>
+        </w:rPr>
+        <w:t>、</w:t>
+      </w:r>
+      <w:r>
+        <w:rPr>
+          <w:rFonts w:hint="eastAsia"/>
+          <w:lang w:eastAsia="zh-CN"/>
+        </w:rPr>
+        <w:t xml:space="preserve">std=0.5 </w:t>
+      </w:r>
+      <w:r>
+        <w:rPr>
+          <w:rFonts w:hint="eastAsia"/>
+          <w:lang w:eastAsia="zh-CN"/>
+        </w:rPr>
+        <w:t>归一化；轻量增强配置对训练图像与掩膜同步实施概率为</w:t>
+      </w:r>
+      <w:r>
+        <w:rPr>
+          <w:rFonts w:hint="eastAsia"/>
+          <w:lang w:eastAsia="zh-CN"/>
+        </w:rPr>
+        <w:t xml:space="preserve"> 0.5 </w:t>
+      </w:r>
+      <w:r>
+        <w:rPr>
+          <w:rFonts w:hint="eastAsia"/>
+          <w:lang w:eastAsia="zh-CN"/>
+        </w:rPr>
+        <w:t>的随机水平翻转和最大</w:t>
+      </w:r>
+      <w:r>
+        <w:rPr>
+          <w:rFonts w:hint="eastAsia"/>
+          <w:lang w:eastAsia="zh-CN"/>
+        </w:rPr>
+        <w:t xml:space="preserve"> </w:t>
+      </w:r>
+      <w:r>
+        <w:rPr>
+          <w:rFonts w:hint="eastAsia"/>
+          <w:lang w:eastAsia="zh-CN"/>
+        </w:rPr>
+        <w:t>±</w:t>
+      </w:r>
+      <w:r>
+        <w:rPr>
+          <w:rFonts w:hint="eastAsia"/>
+          <w:lang w:eastAsia="zh-CN"/>
+        </w:rPr>
+        <w:t>5</w:t>
+      </w:r>
+      <w:r>
+        <w:rPr>
+          <w:rFonts w:hint="eastAsia"/>
+          <w:lang w:eastAsia="zh-CN"/>
+        </w:rPr>
+        <w:t>°</w:t>
+      </w:r>
+      <w:r>
+        <w:rPr>
+          <w:rFonts w:hint="eastAsia"/>
+          <w:lang w:eastAsia="zh-CN"/>
+        </w:rPr>
+        <w:t xml:space="preserve"> </w:t>
+      </w:r>
+      <w:r>
+        <w:rPr>
+          <w:rFonts w:hint="eastAsia"/>
+          <w:lang w:eastAsia="zh-CN"/>
+        </w:rPr>
+        <w:t>旋转，掩膜以阈值</w:t>
+      </w:r>
+      <w:r>
+        <w:rPr>
+          <w:rFonts w:hint="eastAsia"/>
+          <w:lang w:eastAsia="zh-CN"/>
+        </w:rPr>
+        <w:t xml:space="preserve"> 128 </w:t>
+      </w:r>
+      <w:r>
+        <w:rPr>
+          <w:rFonts w:hint="eastAsia"/>
+          <w:lang w:eastAsia="zh-CN"/>
+        </w:rPr>
+        <w:t>二值化。单通道配置读取原始</w:t>
+      </w:r>
+      <w:r>
+        <w:rPr>
+          <w:rFonts w:hint="eastAsia"/>
+          <w:lang w:eastAsia="zh-CN"/>
+        </w:rPr>
+        <w:t xml:space="preserve"> RGB </w:t>
+      </w:r>
+      <w:r>
+        <w:rPr>
+          <w:rFonts w:hint="eastAsia"/>
+          <w:lang w:eastAsia="zh-CN"/>
+        </w:rPr>
+        <w:t>图像的绿色通道作为</w:t>
+      </w:r>
+      <w:r>
+        <w:rPr>
+          <w:rFonts w:hint="eastAsia"/>
+          <w:lang w:eastAsia="zh-CN"/>
+        </w:rPr>
+        <w:t xml:space="preserve"> FLAIR</w:t>
+      </w:r>
+      <w:r>
+        <w:rPr>
+          <w:rFonts w:hint="eastAsia"/>
+          <w:lang w:eastAsia="zh-CN"/>
+        </w:rPr>
+        <w:t>，三通道配置直接读取原始</w:t>
+      </w:r>
+      <w:r>
+        <w:rPr>
+          <w:rFonts w:hint="eastAsia"/>
+          <w:lang w:eastAsia="zh-CN"/>
+        </w:rPr>
+        <w:t xml:space="preserve"> RGB </w:t>
+      </w:r>
+      <w:r>
+        <w:rPr>
+          <w:rFonts w:hint="eastAsia"/>
+          <w:lang w:eastAsia="zh-CN"/>
+        </w:rPr>
+        <w:t>三通道。训练集启用空掩膜平衡，并将正掩膜采样比例设置为</w:t>
+      </w:r>
+      <w:r>
+        <w:rPr>
+          <w:rFonts w:hint="eastAsia"/>
+          <w:lang w:eastAsia="zh-CN"/>
+        </w:rPr>
+        <w:t xml:space="preserve"> 0.40</w:t>
+      </w:r>
+      <w:r>
+        <w:rPr>
+          <w:rFonts w:hint="eastAsia"/>
+          <w:lang w:eastAsia="zh-CN"/>
+        </w:rPr>
+        <w:t>。</w:t>
+      </w:r>
+      <w:commentRangeEnd w:id="0"/>
+      <w:r>
+        <w:rPr>
+          <w:rStyle w:val="aff9"/>
+          <w:sz w:val="22"/>
+          <w:szCs w:val="22"/>
+          <w:lang w:eastAsia="zh-CN"/>
+        </w:rPr>
+        <w:commentReference w:id="0"/>
+      </w:r>
+    </w:p>
+    <w:p>
+      <w:pPr>
+        <w:ind w:firstLine="420"/>
+        <w:rPr>
+          <w:rFonts w:hint="eastAsia"/>
+          <w:lang w:eastAsia="zh-CN"/>
+        </w:rPr>
+      </w:pPr>
     </w:p>
     <w:p>
       <w:pPr>
@@ -1239,7 +2074,17 @@
         </w:rPr>
       </w:pPr>
       <w:r>
-        <w:t>3.4 模型结构</w:t>
+        <w:rPr>
+          <w:lang w:eastAsia="zh-CN"/>
+        </w:rPr>
+        <w:lastRenderedPageBreak/>
+        <w:t xml:space="preserve">3.4 </w:t>
+      </w:r>
+      <w:r>
+        <w:rPr>
+          <w:lang w:eastAsia="zh-CN"/>
+        </w:rPr>
+        <w:t>模型结构</w:t>
       </w:r>
     </w:p>
     <w:p>
@@ -1250,7 +2095,76 @@
         </w:rPr>
       </w:pPr>
       <w:r>
-        <w:t>本文比较普通 U-Net 与 ResNet34-U-Net。后者以 ResNet34 替换普通卷积编码器，形成多尺度特征金字塔，再由解码器恢复空间分辨率。两类模型均输出单通道病灶概率图，并可接收单通道 FLAIR 或三通道输入。M4-P 的结构见图1，组件组合见第4.1节。</w:t>
+        <w:rPr>
+          <w:lang w:eastAsia="zh-CN"/>
+        </w:rPr>
+        <w:t>本文比较普通</w:t>
+      </w:r>
+      <w:r>
+        <w:rPr>
+          <w:lang w:eastAsia="zh-CN"/>
+        </w:rPr>
+        <w:t xml:space="preserve"> U-Net </w:t>
+      </w:r>
+      <w:r>
+        <w:rPr>
+          <w:lang w:eastAsia="zh-CN"/>
+        </w:rPr>
+        <w:t>与</w:t>
+      </w:r>
+      <w:r>
+        <w:rPr>
+          <w:lang w:eastAsia="zh-CN"/>
+        </w:rPr>
+        <w:t xml:space="preserve"> ResNet34-U-Net</w:t>
+      </w:r>
+      <w:r>
+        <w:rPr>
+          <w:lang w:eastAsia="zh-CN"/>
+        </w:rPr>
+        <w:t>。后者以</w:t>
+      </w:r>
+      <w:r>
+        <w:rPr>
+          <w:lang w:eastAsia="zh-CN"/>
+        </w:rPr>
+        <w:t xml:space="preserve"> ResNet34 </w:t>
+      </w:r>
+      <w:r>
+        <w:rPr>
+          <w:lang w:eastAsia="zh-CN"/>
+        </w:rPr>
+        <w:t>替换普通卷积编码器，形成多尺度特征金字塔，再由解码器恢复空间分辨率。两类模型均输出单通道病灶概率图，并可接收单通道</w:t>
+      </w:r>
+      <w:r>
+        <w:rPr>
+          <w:lang w:eastAsia="zh-CN"/>
+        </w:rPr>
+        <w:t xml:space="preserve"> FLAIR </w:t>
+      </w:r>
+      <w:r>
+        <w:rPr>
+          <w:lang w:eastAsia="zh-CN"/>
+        </w:rPr>
+        <w:t>或三通道输入。</w:t>
+      </w:r>
+      <w:r>
+        <w:t xml:space="preserve">M4-P </w:t>
+      </w:r>
+      <w:r>
+        <w:t>的结构见图</w:t>
+      </w:r>
+      <w:r>
+        <w:t>1</w:t>
+      </w:r>
+      <w:r>
+        <w:t>，组件组合见第</w:t>
+      </w:r>
+      <w:r>
+        <w:t>4.1</w:t>
+      </w:r>
+      <w:r>
+        <w:t>节。</w:t>
       </w:r>
     </w:p>
     <w:p>
@@ -1259,17 +2173,14 @@
         <w:spacing w:before="60" w:after="60"/>
         <w:jc w:val="center"/>
         <w:rPr>
-          <w:rFonts w:ascii="Calibri" w:eastAsia="微软雅黑" w:hAnsi="Calibri"/>
           <w:color w:val="000000"/>
         </w:rPr>
       </w:pPr>
       <w:r>
         <w:rPr>
-          <w:rFonts w:ascii="Calibri" w:eastAsia="微软雅黑" w:hAnsi="Calibri"/>
           <w:noProof/>
           <w:color w:val="000000"/>
         </w:rPr>
-        <w:lastRenderedPageBreak/>
         <w:drawing>
           <wp:inline distT="0" distB="0" distL="0" distR="0" wp14:anchorId="5DE12941" wp14:editId="51643DA4">
             <wp:extent cx="5943600" cy="2904480"/>
@@ -1286,7 +2197,7 @@
                     <pic:cNvPicPr/>
                   </pic:nvPicPr>
                   <pic:blipFill>
-                    <a:blip r:embed="rId9"/>
+                    <a:blip r:embed="rId12"/>
                     <a:stretch>
                       <a:fillRect/>
                     </a:stretch>
@@ -1320,7 +2231,19 @@
         </w:rPr>
       </w:pPr>
       <w:r>
-        <w:t>图1 M4-P 的 ResNet34-U-Net 模型结构</w:t>
+        <w:t>图</w:t>
+      </w:r>
+      <w:r>
+        <w:t xml:space="preserve">1 M4-P </w:t>
+      </w:r>
+      <w:r>
+        <w:t>的</w:t>
+      </w:r>
+      <w:r>
+        <w:t xml:space="preserve"> ResNet34-U-Net </w:t>
+      </w:r>
+      <w:r>
+        <w:t>模型结构</w:t>
       </w:r>
     </w:p>
     <w:p>
@@ -1331,7 +2254,10 @@
         </w:rPr>
       </w:pPr>
       <w:r>
-        <w:t>3.5 损失函数与训练策略</w:t>
+        <w:t xml:space="preserve">3.5 </w:t>
+      </w:r>
+      <w:r>
+        <w:t>损失函数与训练策略</w:t>
       </w:r>
     </w:p>
     <w:p>
@@ -1342,7 +2268,163 @@
         </w:rPr>
       </w:pPr>
       <w:r>
-        <w:t>全部配置采用 0.5×BCEWithLogits 与 0.5×Positive Dice 的组合损失，优化器为 AdamW，初始学习率 3×10^-4、权重衰减 1×10^-4。训练最多 150 个 epoch，验证指标停滞时降低学习率，早停耐心值为 30，并使用范数 1.0 的梯度裁剪；CUDA 可用时启用自动混合精度，并要求确定性训练。每个随机种子仅依据验证集 Positive Macro IoU 选择最佳检查点，冻结后评估测试集；预测以 0.5 为二值化阈值。实验基于 PyTorch 框架，在单张 NVIDIA GeForce RTX 5060 Laptop GPU 上使用 CUDA 12.8 与混合精度完成。</w:t>
+        <w:t>全部配置采用</w:t>
+      </w:r>
+      <w:r>
+        <w:t xml:space="preserve"> 0.5×BCEWithLogits </w:t>
+      </w:r>
+      <w:r>
+        <w:t>与</w:t>
+      </w:r>
+      <w:r>
+        <w:t xml:space="preserve"> 0.5×Positive Dice </w:t>
+      </w:r>
+      <w:r>
+        <w:t>的组合损失，优化器为</w:t>
+      </w:r>
+      <w:r>
+        <w:t xml:space="preserve"> AdamW</w:t>
+      </w:r>
+      <w:r>
+        <w:t>，初始学习率</w:t>
+      </w:r>
+      <w:r>
+        <w:t xml:space="preserve"> 3×10^-4</w:t>
+      </w:r>
+      <w:r>
+        <w:t>、权重衰减</w:t>
+      </w:r>
+      <w:r>
+        <w:t xml:space="preserve"> 1×10^-4</w:t>
+      </w:r>
+      <w:r>
+        <w:t>。</w:t>
+      </w:r>
+      <w:r>
+        <w:rPr>
+          <w:lang w:eastAsia="zh-CN"/>
+        </w:rPr>
+        <w:t>训练最多</w:t>
+      </w:r>
+      <w:r>
+        <w:rPr>
+          <w:lang w:eastAsia="zh-CN"/>
+        </w:rPr>
+        <w:t xml:space="preserve"> 150 </w:t>
+      </w:r>
+      <w:r>
+        <w:rPr>
+          <w:lang w:eastAsia="zh-CN"/>
+        </w:rPr>
+        <w:t>个</w:t>
+      </w:r>
+      <w:r>
+        <w:rPr>
+          <w:lang w:eastAsia="zh-CN"/>
+        </w:rPr>
+        <w:t xml:space="preserve"> epoch</w:t>
+      </w:r>
+      <w:r>
+        <w:rPr>
+          <w:lang w:eastAsia="zh-CN"/>
+        </w:rPr>
+        <w:t>，验证指标停滞时降低学习率，早停耐心值为</w:t>
+      </w:r>
+      <w:r>
+        <w:rPr>
+          <w:lang w:eastAsia="zh-CN"/>
+        </w:rPr>
+        <w:t xml:space="preserve"> 30</w:t>
+      </w:r>
+      <w:r>
+        <w:rPr>
+          <w:lang w:eastAsia="zh-CN"/>
+        </w:rPr>
+        <w:t>，并使用范数</w:t>
+      </w:r>
+      <w:r>
+        <w:rPr>
+          <w:lang w:eastAsia="zh-CN"/>
+        </w:rPr>
+        <w:t xml:space="preserve"> 1.0 </w:t>
+      </w:r>
+      <w:r>
+        <w:rPr>
+          <w:lang w:eastAsia="zh-CN"/>
+        </w:rPr>
+        <w:t>的梯度裁剪；</w:t>
+      </w:r>
+      <w:r>
+        <w:rPr>
+          <w:lang w:eastAsia="zh-CN"/>
+        </w:rPr>
+        <w:t xml:space="preserve">CUDA </w:t>
+      </w:r>
+      <w:r>
+        <w:rPr>
+          <w:lang w:eastAsia="zh-CN"/>
+        </w:rPr>
+        <w:t>可用时启用自动混合精度，并要求确定性训练。每个随机种子仅依据验证集</w:t>
+      </w:r>
+      <w:r>
+        <w:rPr>
+          <w:lang w:eastAsia="zh-CN"/>
+        </w:rPr>
+        <w:t xml:space="preserve"> Positive Macro IoU </w:t>
+      </w:r>
+      <w:r>
+        <w:rPr>
+          <w:lang w:eastAsia="zh-CN"/>
+        </w:rPr>
+        <w:t>选择最佳检查点，冻结后评估测试集；预测以</w:t>
+      </w:r>
+      <w:r>
+        <w:rPr>
+          <w:lang w:eastAsia="zh-CN"/>
+        </w:rPr>
+        <w:t xml:space="preserve"> 0.5 </w:t>
+      </w:r>
+      <w:r>
+        <w:rPr>
+          <w:lang w:eastAsia="zh-CN"/>
+        </w:rPr>
+        <w:t>为二值化阈值。实验基于</w:t>
+      </w:r>
+      <w:r>
+        <w:rPr>
+          <w:lang w:eastAsia="zh-CN"/>
+        </w:rPr>
+        <w:t xml:space="preserve"> PyTorch </w:t>
+      </w:r>
+      <w:r>
+        <w:rPr>
+          <w:lang w:eastAsia="zh-CN"/>
+        </w:rPr>
+        <w:t>框架，在单张</w:t>
+      </w:r>
+      <w:r>
+        <w:rPr>
+          <w:lang w:eastAsia="zh-CN"/>
+        </w:rPr>
+        <w:t xml:space="preserve"> NVIDIA GeForce RTX 5060 Laptop GPU </w:t>
+      </w:r>
+      <w:r>
+        <w:rPr>
+          <w:lang w:eastAsia="zh-CN"/>
+        </w:rPr>
+        <w:t>上使用</w:t>
+      </w:r>
+      <w:r>
+        <w:rPr>
+          <w:lang w:eastAsia="zh-CN"/>
+        </w:rPr>
+        <w:t xml:space="preserve"> CUDA 12.8 </w:t>
+      </w:r>
+      <w:r>
+        <w:rPr>
+          <w:lang w:eastAsia="zh-CN"/>
+        </w:rPr>
+        <w:t>与混合精度完成。</w:t>
       </w:r>
     </w:p>
     <w:p>
@@ -1353,7 +2435,17 @@
         </w:rPr>
       </w:pPr>
       <w:r>
-        <w:t>3.6 评价指标</w:t>
+        <w:rPr>
+          <w:lang w:eastAsia="zh-CN"/>
+        </w:rPr>
+        <w:lastRenderedPageBreak/>
+        <w:t xml:space="preserve">3.6 </w:t>
+      </w:r>
+      <w:r>
+        <w:rPr>
+          <w:lang w:eastAsia="zh-CN"/>
+        </w:rPr>
+        <w:t>评价指标</w:t>
       </w:r>
     </w:p>
     <w:p>
@@ -1364,7 +2456,94 @@
         </w:rPr>
       </w:pPr>
       <w:r>
-        <w:t>本文以医学图像分割常用的 Positive Macro IoU 和 Dice 作为主要指标，并使用 Precision、Recall、Micro 指标及空切片误报率补充评价，定义沿用相关研究[4][9][10]。Positive Macro 指标对真实掩膜含病灶的切片等权汇总，突出阳性切片的重叠质量；空切片误报率用于监测背景误激活风险。三个随机种子的结果以均值与样本标准差汇总，测试集不参与模型选择或参数调整。</w:t>
+        <w:rPr>
+          <w:lang w:eastAsia="zh-CN"/>
+        </w:rPr>
+        <w:t>本文以医学图像分割常用的</w:t>
+      </w:r>
+      <w:r>
+        <w:rPr>
+          <w:lang w:eastAsia="zh-CN"/>
+        </w:rPr>
+        <w:t xml:space="preserve"> Positive Macro IoU </w:t>
+      </w:r>
+      <w:r>
+        <w:rPr>
+          <w:lang w:eastAsia="zh-CN"/>
+        </w:rPr>
+        <w:t>和</w:t>
+      </w:r>
+      <w:r>
+        <w:rPr>
+          <w:lang w:eastAsia="zh-CN"/>
+        </w:rPr>
+        <w:t xml:space="preserve"> Dice </w:t>
+      </w:r>
+      <w:r>
+        <w:rPr>
+          <w:lang w:eastAsia="zh-CN"/>
+        </w:rPr>
+        <w:t>作为主要指标，并使用</w:t>
+      </w:r>
+      <w:r>
+        <w:rPr>
+          <w:lang w:eastAsia="zh-CN"/>
+        </w:rPr>
+        <w:t xml:space="preserve"> Precision</w:t>
+      </w:r>
+      <w:r>
+        <w:rPr>
+          <w:lang w:eastAsia="zh-CN"/>
+        </w:rPr>
+        <w:t>、</w:t>
+      </w:r>
+      <w:r>
+        <w:rPr>
+          <w:lang w:eastAsia="zh-CN"/>
+        </w:rPr>
+        <w:t>Recall</w:t>
+      </w:r>
+      <w:r>
+        <w:rPr>
+          <w:lang w:eastAsia="zh-CN"/>
+        </w:rPr>
+        <w:t>、</w:t>
+      </w:r>
+      <w:r>
+        <w:rPr>
+          <w:lang w:eastAsia="zh-CN"/>
+        </w:rPr>
+        <w:t xml:space="preserve">Micro </w:t>
+      </w:r>
+      <w:r>
+        <w:rPr>
+          <w:lang w:eastAsia="zh-CN"/>
+        </w:rPr>
+        <w:t>指标及空切片误报率补充评价，定义沿用相关研究</w:t>
+      </w:r>
+      <w:r>
+        <w:rPr>
+          <w:lang w:eastAsia="zh-CN"/>
+        </w:rPr>
+        <w:t>[4][9][10]</w:t>
+      </w:r>
+      <w:r>
+        <w:rPr>
+          <w:lang w:eastAsia="zh-CN"/>
+        </w:rPr>
+        <w:t>。</w:t>
+      </w:r>
+      <w:r>
+        <w:rPr>
+          <w:lang w:eastAsia="zh-CN"/>
+        </w:rPr>
+        <w:t xml:space="preserve">Positive Macro </w:t>
+      </w:r>
+      <w:r>
+        <w:rPr>
+          <w:lang w:eastAsia="zh-CN"/>
+        </w:rPr>
+        <w:t>指标对真实掩膜含病灶的切片等权汇总，突出阳性切片的重叠质量；空切片误报率用于监测背景误激活风险。三个随机种子的结果以均值与样本标准差汇总，测试集不参与模型选择或参数调整。</w:t>
       </w:r>
     </w:p>
     <w:p>
@@ -1375,7 +2554,16 @@
         </w:rPr>
       </w:pPr>
       <w:r>
-        <w:t>4 实验设计、结果与讨论</w:t>
+        <w:rPr>
+          <w:lang w:eastAsia="zh-CN"/>
+        </w:rPr>
+        <w:t xml:space="preserve">4 </w:t>
+      </w:r>
+      <w:r>
+        <w:rPr>
+          <w:lang w:eastAsia="zh-CN"/>
+        </w:rPr>
+        <w:t>实验设计、结果与讨论</w:t>
       </w:r>
     </w:p>
     <w:p>
@@ -1386,7 +2574,16 @@
         </w:rPr>
       </w:pPr>
       <w:r>
-        <w:t>4.1 模型配置与对照设计</w:t>
+        <w:rPr>
+          <w:lang w:eastAsia="zh-CN"/>
+        </w:rPr>
+        <w:t xml:space="preserve">4.1 </w:t>
+      </w:r>
+      <w:r>
+        <w:rPr>
+          <w:lang w:eastAsia="zh-CN"/>
+        </w:rPr>
+        <w:t>模型配置与对照设计</w:t>
       </w:r>
     </w:p>
     <w:p>
@@ -1397,7 +2594,142 @@
         </w:rPr>
       </w:pPr>
       <w:r>
-        <w:t>实验设置八种配置，以单通道 FLAIR、普通 U-Net、无增强和随机初始化构成 E0 基线，再依次改变三通道输入、轻量增强、ResNet34 编码器与 ImageNet 预训练，具体组合见表2。该设计既比较完整方案与基线，也通过只改变目标组件的配置形成严格配对。A、B、C、D 分别表示三通道、增强、ResNet34 和预训练；组件结论综合平均方向、种子一致性与病例差异判断。</w:t>
+        <w:rPr>
+          <w:lang w:eastAsia="zh-CN"/>
+        </w:rPr>
+        <w:t>实验设置八种配置，以单通道</w:t>
+      </w:r>
+      <w:r>
+        <w:rPr>
+          <w:lang w:eastAsia="zh-CN"/>
+        </w:rPr>
+        <w:t xml:space="preserve"> FLAIR</w:t>
+      </w:r>
+      <w:r>
+        <w:rPr>
+          <w:lang w:eastAsia="zh-CN"/>
+        </w:rPr>
+        <w:t>、普通</w:t>
+      </w:r>
+      <w:r>
+        <w:rPr>
+          <w:lang w:eastAsia="zh-CN"/>
+        </w:rPr>
+        <w:t xml:space="preserve"> U-Net</w:t>
+      </w:r>
+      <w:r>
+        <w:rPr>
+          <w:lang w:eastAsia="zh-CN"/>
+        </w:rPr>
+        <w:t>、无增强和随机初始化构成</w:t>
+      </w:r>
+      <w:r>
+        <w:rPr>
+          <w:lang w:eastAsia="zh-CN"/>
+        </w:rPr>
+        <w:t xml:space="preserve"> E0 </w:t>
+      </w:r>
+      <w:r>
+        <w:rPr>
+          <w:lang w:eastAsia="zh-CN"/>
+        </w:rPr>
+        <w:t>基线，再依次改变三通道输入、轻量增强、</w:t>
+      </w:r>
+      <w:r>
+        <w:rPr>
+          <w:lang w:eastAsia="zh-CN"/>
+        </w:rPr>
+        <w:t xml:space="preserve">ResNet34 </w:t>
+      </w:r>
+      <w:r>
+        <w:rPr>
+          <w:lang w:eastAsia="zh-CN"/>
+        </w:rPr>
+        <w:t>编码器与</w:t>
+      </w:r>
+      <w:r>
+        <w:rPr>
+          <w:lang w:eastAsia="zh-CN"/>
+        </w:rPr>
+        <w:t xml:space="preserve"> ImageNet </w:t>
+      </w:r>
+      <w:r>
+        <w:rPr>
+          <w:lang w:eastAsia="zh-CN"/>
+        </w:rPr>
+        <w:t>预训练，具体组合见表</w:t>
+      </w:r>
+      <w:r>
+        <w:rPr>
+          <w:lang w:eastAsia="zh-CN"/>
+        </w:rPr>
+        <w:t>2</w:t>
+      </w:r>
+      <w:r>
+        <w:rPr>
+          <w:lang w:eastAsia="zh-CN"/>
+        </w:rPr>
+        <w:t>。该设计既比较完整方案与基线，也通过只改变目标组件的配置形成严格配对。</w:t>
+      </w:r>
+      <w:r>
+        <w:rPr>
+          <w:lang w:eastAsia="zh-CN"/>
+        </w:rPr>
+        <w:t>A</w:t>
+      </w:r>
+      <w:r>
+        <w:rPr>
+          <w:lang w:eastAsia="zh-CN"/>
+        </w:rPr>
+        <w:t>、</w:t>
+      </w:r>
+      <w:r>
+        <w:rPr>
+          <w:lang w:eastAsia="zh-CN"/>
+        </w:rPr>
+        <w:t>B</w:t>
+      </w:r>
+      <w:r>
+        <w:rPr>
+          <w:lang w:eastAsia="zh-CN"/>
+        </w:rPr>
+        <w:t>、</w:t>
+      </w:r>
+      <w:r>
+        <w:rPr>
+          <w:lang w:eastAsia="zh-CN"/>
+        </w:rPr>
+        <w:t>C</w:t>
+      </w:r>
+      <w:r>
+        <w:rPr>
+          <w:lang w:eastAsia="zh-CN"/>
+        </w:rPr>
+        <w:t>、</w:t>
+      </w:r>
+      <w:r>
+        <w:rPr>
+          <w:lang w:eastAsia="zh-CN"/>
+        </w:rPr>
+        <w:t xml:space="preserve">D </w:t>
+      </w:r>
+      <w:r>
+        <w:rPr>
+          <w:lang w:eastAsia="zh-CN"/>
+        </w:rPr>
+        <w:t>分别表示三通道、增强、</w:t>
+      </w:r>
+      <w:r>
+        <w:rPr>
+          <w:lang w:eastAsia="zh-CN"/>
+        </w:rPr>
+        <w:t xml:space="preserve">ResNet34 </w:t>
+      </w:r>
+      <w:r>
+        <w:rPr>
+          <w:lang w:eastAsia="zh-CN"/>
+        </w:rPr>
+        <w:t>和预训练；组件结论综合平均方向、种子一致性与病例差异判断。</w:t>
       </w:r>
     </w:p>
     <w:p>
@@ -1413,7 +2745,22 @@
         </w:rPr>
       </w:pPr>
       <w:r>
-        <w:t>表2 八种模型配置与组件对照</w:t>
+        <w:rPr>
+          <w:lang w:eastAsia="zh-CN"/>
+        </w:rPr>
+        <w:t>表</w:t>
+      </w:r>
+      <w:r>
+        <w:rPr>
+          <w:lang w:eastAsia="zh-CN"/>
+        </w:rPr>
+        <w:t xml:space="preserve">2 </w:t>
+      </w:r>
+      <w:r>
+        <w:rPr>
+          <w:lang w:eastAsia="zh-CN"/>
+        </w:rPr>
+        <w:t>八种模型配置与组件对照</w:t>
       </w:r>
     </w:p>
     <w:tbl>
@@ -1459,7 +2806,6 @@
               <w:spacing w:after="0" w:line="264" w:lineRule="auto"/>
               <w:jc w:val="left"/>
             </w:pPr>
-            <w:proofErr w:type="spellStart"/>
             <w:r>
               <w:rPr>
                 <w:b/>
@@ -1468,7 +2814,6 @@
               </w:rPr>
               <w:t>配置</w:t>
             </w:r>
-            <w:proofErr w:type="spellEnd"/>
           </w:p>
         </w:tc>
         <w:tc>
@@ -1488,7 +2833,6 @@
               <w:spacing w:after="0" w:line="264" w:lineRule="auto"/>
               <w:jc w:val="center"/>
             </w:pPr>
-            <w:proofErr w:type="spellStart"/>
             <w:r>
               <w:rPr>
                 <w:b/>
@@ -1497,7 +2841,6 @@
               </w:rPr>
               <w:t>输入</w:t>
             </w:r>
-            <w:proofErr w:type="spellEnd"/>
           </w:p>
         </w:tc>
         <w:tc>
@@ -1517,7 +2860,6 @@
               <w:spacing w:after="0" w:line="264" w:lineRule="auto"/>
               <w:jc w:val="center"/>
             </w:pPr>
-            <w:proofErr w:type="spellStart"/>
             <w:r>
               <w:rPr>
                 <w:b/>
@@ -1526,7 +2868,6 @@
               </w:rPr>
               <w:t>主体结构</w:t>
             </w:r>
-            <w:proofErr w:type="spellEnd"/>
           </w:p>
         </w:tc>
         <w:tc>
@@ -1546,7 +2887,6 @@
               <w:spacing w:after="0" w:line="264" w:lineRule="auto"/>
               <w:jc w:val="center"/>
             </w:pPr>
-            <w:proofErr w:type="spellStart"/>
             <w:r>
               <w:rPr>
                 <w:b/>
@@ -1555,7 +2895,6 @@
               </w:rPr>
               <w:t>增强</w:t>
             </w:r>
-            <w:proofErr w:type="spellEnd"/>
           </w:p>
         </w:tc>
         <w:tc>
@@ -1575,7 +2914,6 @@
               <w:spacing w:after="0" w:line="264" w:lineRule="auto"/>
               <w:jc w:val="center"/>
             </w:pPr>
-            <w:proofErr w:type="spellStart"/>
             <w:r>
               <w:rPr>
                 <w:b/>
@@ -1584,7 +2922,6 @@
               </w:rPr>
               <w:t>预训练</w:t>
             </w:r>
-            <w:proofErr w:type="spellEnd"/>
           </w:p>
         </w:tc>
       </w:tr>
@@ -1632,14 +2969,12 @@
               <w:spacing w:after="0" w:line="264" w:lineRule="auto"/>
               <w:jc w:val="center"/>
             </w:pPr>
-            <w:proofErr w:type="spellStart"/>
             <w:r>
               <w:rPr>
                 <w:sz w:val="18"/>
               </w:rPr>
               <w:t>单通道</w:t>
             </w:r>
-            <w:proofErr w:type="spellEnd"/>
             <w:r>
               <w:rPr>
                 <w:sz w:val="18"/>
@@ -1664,14 +2999,12 @@
               <w:spacing w:after="0" w:line="264" w:lineRule="auto"/>
               <w:jc w:val="center"/>
             </w:pPr>
-            <w:proofErr w:type="spellStart"/>
             <w:r>
               <w:rPr>
                 <w:sz w:val="18"/>
               </w:rPr>
               <w:t>普通</w:t>
             </w:r>
-            <w:proofErr w:type="spellEnd"/>
             <w:r>
               <w:rPr>
                 <w:sz w:val="18"/>
@@ -1773,14 +3106,12 @@
               <w:spacing w:after="0" w:line="264" w:lineRule="auto"/>
               <w:jc w:val="center"/>
             </w:pPr>
-            <w:proofErr w:type="spellStart"/>
             <w:r>
               <w:rPr>
                 <w:sz w:val="18"/>
               </w:rPr>
               <w:t>三通道</w:t>
             </w:r>
-            <w:proofErr w:type="spellEnd"/>
           </w:p>
         </w:tc>
         <w:tc>
@@ -1799,14 +3130,12 @@
               <w:spacing w:after="0" w:line="264" w:lineRule="auto"/>
               <w:jc w:val="center"/>
             </w:pPr>
-            <w:proofErr w:type="spellStart"/>
             <w:r>
               <w:rPr>
                 <w:sz w:val="18"/>
               </w:rPr>
               <w:t>普通</w:t>
             </w:r>
-            <w:proofErr w:type="spellEnd"/>
             <w:r>
               <w:rPr>
                 <w:sz w:val="18"/>
@@ -1908,14 +3237,12 @@
               <w:spacing w:after="0" w:line="264" w:lineRule="auto"/>
               <w:jc w:val="center"/>
             </w:pPr>
-            <w:proofErr w:type="spellStart"/>
             <w:r>
               <w:rPr>
                 <w:sz w:val="18"/>
               </w:rPr>
               <w:t>单通道</w:t>
             </w:r>
-            <w:proofErr w:type="spellEnd"/>
             <w:r>
               <w:rPr>
                 <w:sz w:val="18"/>
@@ -1940,14 +3267,12 @@
               <w:spacing w:after="0" w:line="264" w:lineRule="auto"/>
               <w:jc w:val="center"/>
             </w:pPr>
-            <w:proofErr w:type="spellStart"/>
             <w:r>
               <w:rPr>
                 <w:sz w:val="18"/>
               </w:rPr>
               <w:t>普通</w:t>
             </w:r>
-            <w:proofErr w:type="spellEnd"/>
             <w:r>
               <w:rPr>
                 <w:sz w:val="18"/>
@@ -1972,14 +3297,12 @@
               <w:spacing w:after="0" w:line="264" w:lineRule="auto"/>
               <w:jc w:val="center"/>
             </w:pPr>
-            <w:proofErr w:type="spellStart"/>
             <w:r>
               <w:rPr>
                 <w:sz w:val="18"/>
               </w:rPr>
               <w:t>轻量增强</w:t>
             </w:r>
-            <w:proofErr w:type="spellEnd"/>
           </w:p>
         </w:tc>
         <w:tc>
@@ -2051,14 +3374,12 @@
               <w:spacing w:after="0" w:line="264" w:lineRule="auto"/>
               <w:jc w:val="center"/>
             </w:pPr>
-            <w:proofErr w:type="spellStart"/>
             <w:r>
               <w:rPr>
                 <w:sz w:val="18"/>
               </w:rPr>
               <w:t>三通道</w:t>
             </w:r>
-            <w:proofErr w:type="spellEnd"/>
           </w:p>
         </w:tc>
         <w:tc>
@@ -2077,14 +3398,12 @@
               <w:spacing w:after="0" w:line="264" w:lineRule="auto"/>
               <w:jc w:val="center"/>
             </w:pPr>
-            <w:proofErr w:type="spellStart"/>
             <w:r>
               <w:rPr>
                 <w:sz w:val="18"/>
               </w:rPr>
               <w:t>普通</w:t>
             </w:r>
-            <w:proofErr w:type="spellEnd"/>
             <w:r>
               <w:rPr>
                 <w:sz w:val="18"/>
@@ -2109,14 +3428,12 @@
               <w:spacing w:after="0" w:line="264" w:lineRule="auto"/>
               <w:jc w:val="center"/>
             </w:pPr>
-            <w:proofErr w:type="spellStart"/>
             <w:r>
               <w:rPr>
                 <w:sz w:val="18"/>
               </w:rPr>
               <w:t>轻量增强</w:t>
             </w:r>
-            <w:proofErr w:type="spellEnd"/>
           </w:p>
         </w:tc>
         <w:tc>
@@ -2188,14 +3505,12 @@
               <w:spacing w:after="0" w:line="264" w:lineRule="auto"/>
               <w:jc w:val="center"/>
             </w:pPr>
-            <w:proofErr w:type="spellStart"/>
             <w:r>
               <w:rPr>
                 <w:sz w:val="18"/>
               </w:rPr>
               <w:t>三通道</w:t>
             </w:r>
-            <w:proofErr w:type="spellEnd"/>
           </w:p>
         </w:tc>
         <w:tc>
@@ -2238,14 +3553,12 @@
               <w:spacing w:after="0" w:line="264" w:lineRule="auto"/>
               <w:jc w:val="center"/>
             </w:pPr>
-            <w:proofErr w:type="spellStart"/>
             <w:r>
               <w:rPr>
                 <w:sz w:val="18"/>
               </w:rPr>
               <w:t>轻量增强</w:t>
             </w:r>
-            <w:proofErr w:type="spellEnd"/>
           </w:p>
         </w:tc>
         <w:tc>
@@ -2317,14 +3630,12 @@
               <w:spacing w:after="0" w:line="264" w:lineRule="auto"/>
               <w:jc w:val="center"/>
             </w:pPr>
-            <w:proofErr w:type="spellStart"/>
             <w:r>
               <w:rPr>
                 <w:sz w:val="18"/>
               </w:rPr>
               <w:t>单通道</w:t>
             </w:r>
-            <w:proofErr w:type="spellEnd"/>
             <w:r>
               <w:rPr>
                 <w:sz w:val="18"/>
@@ -2373,14 +3684,12 @@
               <w:spacing w:after="0" w:line="264" w:lineRule="auto"/>
               <w:jc w:val="center"/>
             </w:pPr>
-            <w:proofErr w:type="spellStart"/>
             <w:r>
               <w:rPr>
                 <w:sz w:val="18"/>
               </w:rPr>
               <w:t>轻量增强</w:t>
             </w:r>
-            <w:proofErr w:type="spellEnd"/>
           </w:p>
         </w:tc>
         <w:tc>
@@ -2432,7 +3741,6 @@
               <w:rPr>
                 <w:sz w:val="18"/>
               </w:rPr>
-              <w:lastRenderedPageBreak/>
               <w:t>M4-P−B</w:t>
             </w:r>
           </w:p>
@@ -2453,14 +3761,12 @@
               <w:spacing w:after="0" w:line="264" w:lineRule="auto"/>
               <w:jc w:val="center"/>
             </w:pPr>
-            <w:proofErr w:type="spellStart"/>
             <w:r>
               <w:rPr>
                 <w:sz w:val="18"/>
               </w:rPr>
               <w:t>三通道</w:t>
             </w:r>
-            <w:proofErr w:type="spellEnd"/>
           </w:p>
         </w:tc>
         <w:tc>
@@ -2560,6 +3866,7 @@
               <w:rPr>
                 <w:sz w:val="18"/>
               </w:rPr>
+              <w:lastRenderedPageBreak/>
               <w:t>M4-P</w:t>
             </w:r>
           </w:p>
@@ -2580,14 +3887,12 @@
               <w:spacing w:after="0" w:line="264" w:lineRule="auto"/>
               <w:jc w:val="center"/>
             </w:pPr>
-            <w:proofErr w:type="spellStart"/>
             <w:r>
               <w:rPr>
                 <w:sz w:val="18"/>
               </w:rPr>
               <w:t>三通道</w:t>
             </w:r>
-            <w:proofErr w:type="spellEnd"/>
           </w:p>
         </w:tc>
         <w:tc>
@@ -2630,14 +3935,12 @@
               <w:spacing w:after="0" w:line="264" w:lineRule="auto"/>
               <w:jc w:val="center"/>
             </w:pPr>
-            <w:proofErr w:type="spellStart"/>
             <w:r>
               <w:rPr>
                 <w:sz w:val="18"/>
               </w:rPr>
               <w:t>轻量增强</w:t>
             </w:r>
-            <w:proofErr w:type="spellEnd"/>
           </w:p>
         </w:tc>
         <w:tc>
@@ -2674,7 +3977,10 @@
         </w:rPr>
       </w:pPr>
       <w:r>
-        <w:t>4.2 多随机种子实验</w:t>
+        <w:t xml:space="preserve">4.2 </w:t>
+      </w:r>
+      <w:r>
+        <w:t>多随机种子实验</w:t>
       </w:r>
     </w:p>
     <w:p>
@@ -2685,7 +3991,70 @@
         </w:rPr>
       </w:pPr>
       <w:r>
-        <w:t>八种配置均使用随机种子 42、123 和 2026，在同一固定清单与训练协议下独立训练。本文汇总全部重复实验的均值和样本标准差，不选择单次最高结果；组件效应按相同种子配对计算，以削弱不同随机状态对模型差异的干扰。运行记录复核表明，各实验清单一致，重新汇总结果与表3、表4相符。训练日志还显示所有模型均能平稳收敛，验证集选择与早停策略按预设协议执行。</w:t>
+        <w:rPr>
+          <w:lang w:eastAsia="zh-CN"/>
+        </w:rPr>
+        <w:t>八种配置均使用随机种子</w:t>
+      </w:r>
+      <w:r>
+        <w:rPr>
+          <w:lang w:eastAsia="zh-CN"/>
+        </w:rPr>
+        <w:t xml:space="preserve"> 42</w:t>
+      </w:r>
+      <w:r>
+        <w:rPr>
+          <w:lang w:eastAsia="zh-CN"/>
+        </w:rPr>
+        <w:t>、</w:t>
+      </w:r>
+      <w:r>
+        <w:rPr>
+          <w:lang w:eastAsia="zh-CN"/>
+        </w:rPr>
+        <w:t xml:space="preserve">123 </w:t>
+      </w:r>
+      <w:r>
+        <w:rPr>
+          <w:lang w:eastAsia="zh-CN"/>
+        </w:rPr>
+        <w:t>和</w:t>
+      </w:r>
+      <w:r>
+        <w:rPr>
+          <w:lang w:eastAsia="zh-CN"/>
+        </w:rPr>
+        <w:t xml:space="preserve"> 2026</w:t>
+      </w:r>
+      <w:r>
+        <w:rPr>
+          <w:lang w:eastAsia="zh-CN"/>
+        </w:rPr>
+        <w:t>，在同一固定清单与训练协议下独立训练。本文汇总全部重复实验的均值和样本标准差，不选择单次最高结果；组件效应按相同种子配对计算，以削弱不同随机状态对模型差异的干扰。运行记录复核表明，各实验清单一致，重新汇总结果与表</w:t>
+      </w:r>
+      <w:r>
+        <w:rPr>
+          <w:lang w:eastAsia="zh-CN"/>
+        </w:rPr>
+        <w:t>3</w:t>
+      </w:r>
+      <w:r>
+        <w:rPr>
+          <w:lang w:eastAsia="zh-CN"/>
+        </w:rPr>
+        <w:t>、表</w:t>
+      </w:r>
+      <w:r>
+        <w:rPr>
+          <w:lang w:eastAsia="zh-CN"/>
+        </w:rPr>
+        <w:t>4</w:t>
+      </w:r>
+      <w:r>
+        <w:rPr>
+          <w:lang w:eastAsia="zh-CN"/>
+        </w:rPr>
+        <w:t>相符。训练日志还显示所有模型均能平稳收敛，验证集选择与早停策略按预设协议执行。</w:t>
       </w:r>
     </w:p>
     <w:p>
@@ -2696,7 +4065,16 @@
         </w:rPr>
       </w:pPr>
       <w:r>
-        <w:t>4.3 整体分割表现</w:t>
+        <w:rPr>
+          <w:lang w:eastAsia="zh-CN"/>
+        </w:rPr>
+        <w:t xml:space="preserve">4.3 </w:t>
+      </w:r>
+      <w:r>
+        <w:rPr>
+          <w:lang w:eastAsia="zh-CN"/>
+        </w:rPr>
+        <w:t>整体分割表现</w:t>
       </w:r>
     </w:p>
     <w:p>
@@ -2712,7 +4090,34 @@
         </w:rPr>
       </w:pPr>
       <w:r>
-        <w:t>表3 八种模型测试集分割性能（均值±样本标准差）</w:t>
+        <w:rPr>
+          <w:lang w:eastAsia="zh-CN"/>
+        </w:rPr>
+        <w:t>表</w:t>
+      </w:r>
+      <w:r>
+        <w:rPr>
+          <w:lang w:eastAsia="zh-CN"/>
+        </w:rPr>
+        <w:t xml:space="preserve">3 </w:t>
+      </w:r>
+      <w:r>
+        <w:rPr>
+          <w:lang w:eastAsia="zh-CN"/>
+        </w:rPr>
+        <w:t>八种模型测试集分割性能（均值</w:t>
+      </w:r>
+      <w:r>
+        <w:rPr>
+          <w:lang w:eastAsia="zh-CN"/>
+        </w:rPr>
+        <w:t>±</w:t>
+      </w:r>
+      <w:r>
+        <w:rPr>
+          <w:lang w:eastAsia="zh-CN"/>
+        </w:rPr>
+        <w:t>样本标准差）</w:t>
       </w:r>
     </w:p>
     <w:tbl>
@@ -2760,7 +4165,6 @@
               <w:spacing w:after="0" w:line="264" w:lineRule="auto"/>
               <w:jc w:val="left"/>
             </w:pPr>
-            <w:proofErr w:type="spellStart"/>
             <w:r>
               <w:rPr>
                 <w:b/>
@@ -2769,7 +4173,6 @@
               </w:rPr>
               <w:t>模型</w:t>
             </w:r>
-            <w:proofErr w:type="spellEnd"/>
           </w:p>
         </w:tc>
         <w:tc>
@@ -2795,18 +4198,8 @@
                 <w:color w:val="0B2545"/>
                 <w:sz w:val="16"/>
               </w:rPr>
-              <w:t xml:space="preserve">Test Positive Macro </w:t>
+              <w:t>Test Positive Macro IoU</w:t>
             </w:r>
-            <w:proofErr w:type="spellStart"/>
-            <w:r>
-              <w:rPr>
-                <w:b/>
-                <w:color w:val="0B2545"/>
-                <w:sz w:val="16"/>
-              </w:rPr>
-              <w:t>IoU</w:t>
-            </w:r>
-            <w:proofErr w:type="spellEnd"/>
           </w:p>
         </w:tc>
         <w:tc>
@@ -2859,18 +4252,8 @@
                 <w:color w:val="0B2545"/>
                 <w:sz w:val="16"/>
               </w:rPr>
-              <w:t xml:space="preserve">Test Micro </w:t>
+              <w:t>Test Micro IoU</w:t>
             </w:r>
-            <w:proofErr w:type="spellStart"/>
-            <w:r>
-              <w:rPr>
-                <w:b/>
-                <w:color w:val="0B2545"/>
-                <w:sz w:val="16"/>
-              </w:rPr>
-              <w:t>IoU</w:t>
-            </w:r>
-            <w:proofErr w:type="spellEnd"/>
           </w:p>
         </w:tc>
         <w:tc>
@@ -2944,7 +4327,6 @@
               <w:spacing w:after="0" w:line="264" w:lineRule="auto"/>
               <w:jc w:val="center"/>
             </w:pPr>
-            <w:proofErr w:type="spellStart"/>
             <w:r>
               <w:rPr>
                 <w:b/>
@@ -2953,7 +4335,6 @@
               </w:rPr>
               <w:t>空切片误报率</w:t>
             </w:r>
-            <w:proofErr w:type="spellEnd"/>
           </w:p>
         </w:tc>
       </w:tr>
@@ -3488,7 +4869,6 @@
               <w:rPr>
                 <w:sz w:val="16"/>
               </w:rPr>
-              <w:lastRenderedPageBreak/>
               <w:t>M0-AB</w:t>
             </w:r>
           </w:p>
@@ -4329,7 +5709,65 @@
         </w:rPr>
       </w:pPr>
       <w:r>
-        <w:t>如表3所示，完整方案 M4-P 在主要阳性切片重叠指标上取得最高均值，相对 E0 的配对变化方向一致，说明多通道输入、增强、残差编码器和预训练的联合使用改善了病灶区域的整体覆盖与轮廓匹配。若干 ResNet34 系列配置与完整方案接近，进一步表明编码器结构是总体优势的重要来源，而输入与训练策略主要发挥补充作用。</w:t>
+        <w:rPr>
+          <w:lang w:eastAsia="zh-CN"/>
+        </w:rPr>
+        <w:t>如表</w:t>
+      </w:r>
+      <w:r>
+        <w:rPr>
+          <w:lang w:eastAsia="zh-CN"/>
+        </w:rPr>
+        <w:t>3</w:t>
+      </w:r>
+      <w:r>
+        <w:rPr>
+          <w:lang w:eastAsia="zh-CN"/>
+        </w:rPr>
+        <w:t>所示，完整方案</w:t>
+      </w:r>
+      <w:r>
+        <w:rPr>
+          <w:lang w:eastAsia="zh-CN"/>
+        </w:rPr>
+        <w:t xml:space="preserve"> M4-P </w:t>
+      </w:r>
+      <w:r>
+        <w:rPr>
+          <w:lang w:eastAsia="zh-CN"/>
+        </w:rPr>
+        <w:t>在主要阳性切片重叠指标上取得最高均值，相对</w:t>
+      </w:r>
+      <w:r>
+        <w:rPr>
+          <w:lang w:eastAsia="zh-CN"/>
+        </w:rPr>
+        <w:t xml:space="preserve"> E0 </w:t>
+      </w:r>
+      <w:r>
+        <w:rPr>
+          <w:lang w:eastAsia="zh-CN"/>
+        </w:rPr>
+        <w:t>的配对变化方向一致，说明多通道输入、增强、残差编码器和预训练的联合使用改善</w:t>
+      </w:r>
+      <w:r>
+        <w:rPr>
+          <w:lang w:eastAsia="zh-CN"/>
+        </w:rPr>
+        <w:lastRenderedPageBreak/>
+        <w:t>了病灶区域的整体覆盖与轮廓匹配。若干</w:t>
+      </w:r>
+      <w:r>
+        <w:rPr>
+          <w:lang w:eastAsia="zh-CN"/>
+        </w:rPr>
+        <w:t xml:space="preserve"> ResNet34 </w:t>
+      </w:r>
+      <w:r>
+        <w:rPr>
+          <w:lang w:eastAsia="zh-CN"/>
+        </w:rPr>
+        <w:t>系列配置与完整方案接近，进一步表明编码器结构是总体优势的重要来源，而输入与训练策略主要发挥补充作用。</w:t>
       </w:r>
     </w:p>
     <w:p>
@@ -4340,7 +5778,46 @@
         </w:rPr>
       </w:pPr>
       <w:r>
-        <w:t>不同指标揭示了重叠质量之外的权衡：积极的前景响应有助于覆盖病灶，却可能伴随背景误激活；偏保守的预测则可能提高轮廓纯度，但增加欠分割风险。因此，M4-P 的优势应结合 Precision、Recall 和空切片误报共同理解。完整方案并非在每个病例和每项指标上均占优，但其主要指标总体领先且跨随机状态方向一致，支持其作为当前综合方案。</w:t>
+        <w:rPr>
+          <w:lang w:eastAsia="zh-CN"/>
+        </w:rPr>
+        <w:t>不同指标揭示了重叠质量之外的权衡：积极的前景响应有助于覆盖病灶，却可能伴随背景误激活；偏保守的预测则可能提高轮廓纯度，但增加欠分割风险。因此，</w:t>
+      </w:r>
+      <w:r>
+        <w:rPr>
+          <w:lang w:eastAsia="zh-CN"/>
+        </w:rPr>
+        <w:t xml:space="preserve">M4-P </w:t>
+      </w:r>
+      <w:r>
+        <w:rPr>
+          <w:lang w:eastAsia="zh-CN"/>
+        </w:rPr>
+        <w:t>的优势应结合</w:t>
+      </w:r>
+      <w:r>
+        <w:rPr>
+          <w:lang w:eastAsia="zh-CN"/>
+        </w:rPr>
+        <w:t xml:space="preserve"> Precision</w:t>
+      </w:r>
+      <w:r>
+        <w:rPr>
+          <w:lang w:eastAsia="zh-CN"/>
+        </w:rPr>
+        <w:t>、</w:t>
+      </w:r>
+      <w:r>
+        <w:rPr>
+          <w:lang w:eastAsia="zh-CN"/>
+        </w:rPr>
+        <w:t xml:space="preserve">Recall </w:t>
+      </w:r>
+      <w:r>
+        <w:rPr>
+          <w:lang w:eastAsia="zh-CN"/>
+        </w:rPr>
+        <w:t>和空切片误报共同理解。完整方案并非在每个病例和每项指标上均占优，但其主要指标总体领先且跨随机状态方向一致，支持其作为当前综合方案。</w:t>
       </w:r>
     </w:p>
     <w:p>
@@ -4351,7 +5828,16 @@
         </w:rPr>
       </w:pPr>
       <w:r>
-        <w:t>4.4 组件消融与作用分析</w:t>
+        <w:rPr>
+          <w:lang w:eastAsia="zh-CN"/>
+        </w:rPr>
+        <w:t xml:space="preserve">4.4 </w:t>
+      </w:r>
+      <w:r>
+        <w:rPr>
+          <w:lang w:eastAsia="zh-CN"/>
+        </w:rPr>
+        <w:t>组件消融与作用分析</w:t>
       </w:r>
     </w:p>
     <w:p>
@@ -4367,7 +5853,22 @@
         </w:rPr>
       </w:pPr>
       <w:r>
-        <w:t>表4 组件消融的严格配对结果</w:t>
+        <w:rPr>
+          <w:lang w:eastAsia="zh-CN"/>
+        </w:rPr>
+        <w:t>表</w:t>
+      </w:r>
+      <w:r>
+        <w:rPr>
+          <w:lang w:eastAsia="zh-CN"/>
+        </w:rPr>
+        <w:t xml:space="preserve">4 </w:t>
+      </w:r>
+      <w:r>
+        <w:rPr>
+          <w:lang w:eastAsia="zh-CN"/>
+        </w:rPr>
+        <w:t>组件消融的严格配对结果</w:t>
       </w:r>
     </w:p>
     <w:tbl>
@@ -4413,7 +5914,6 @@
               <w:spacing w:after="0" w:line="264" w:lineRule="auto"/>
               <w:jc w:val="left"/>
             </w:pPr>
-            <w:proofErr w:type="spellStart"/>
             <w:r>
               <w:rPr>
                 <w:b/>
@@ -4422,7 +5922,6 @@
               </w:rPr>
               <w:t>组件</w:t>
             </w:r>
-            <w:proofErr w:type="spellEnd"/>
           </w:p>
         </w:tc>
         <w:tc>
@@ -4442,7 +5941,6 @@
               <w:spacing w:after="0" w:line="264" w:lineRule="auto"/>
               <w:jc w:val="center"/>
             </w:pPr>
-            <w:proofErr w:type="spellStart"/>
             <w:r>
               <w:rPr>
                 <w:b/>
@@ -4451,7 +5949,6 @@
               </w:rPr>
               <w:t>严格配对比较</w:t>
             </w:r>
-            <w:proofErr w:type="spellEnd"/>
           </w:p>
         </w:tc>
         <w:tc>
@@ -4477,36 +5974,16 @@
                 <w:color w:val="0B2545"/>
                 <w:sz w:val="18"/>
               </w:rPr>
-              <w:t xml:space="preserve">Positive Macro </w:t>
+              <w:t xml:space="preserve">Positive Macro IoU </w:t>
             </w:r>
-            <w:proofErr w:type="spellStart"/>
             <w:r>
               <w:rPr>
                 <w:b/>
                 <w:color w:val="0B2545"/>
                 <w:sz w:val="18"/>
               </w:rPr>
-              <w:t>IoU</w:t>
-            </w:r>
-            <w:proofErr w:type="spellEnd"/>
-            <w:r>
-              <w:rPr>
-                <w:b/>
-                <w:color w:val="0B2545"/>
-                <w:sz w:val="18"/>
-              </w:rPr>
-              <w:t xml:space="preserve"> </w:t>
-            </w:r>
-            <w:proofErr w:type="spellStart"/>
-            <w:r>
-              <w:rPr>
-                <w:b/>
-                <w:color w:val="0B2545"/>
-                <w:sz w:val="18"/>
-              </w:rPr>
               <w:t>差值（均值</w:t>
             </w:r>
-            <w:proofErr w:type="spellEnd"/>
             <w:r>
               <w:rPr>
                 <w:b/>
@@ -4542,7 +6019,6 @@
               <w:spacing w:after="0" w:line="264" w:lineRule="auto"/>
               <w:jc w:val="center"/>
             </w:pPr>
-            <w:proofErr w:type="spellStart"/>
             <w:r>
               <w:rPr>
                 <w:b/>
@@ -4551,7 +6027,6 @@
               </w:rPr>
               <w:t>患者级平均差值</w:t>
             </w:r>
-            <w:proofErr w:type="spellEnd"/>
           </w:p>
         </w:tc>
         <w:tc>
@@ -4571,7 +6046,6 @@
               <w:spacing w:after="0" w:line="264" w:lineRule="auto"/>
               <w:jc w:val="center"/>
             </w:pPr>
-            <w:proofErr w:type="spellStart"/>
             <w:r>
               <w:rPr>
                 <w:b/>
@@ -4580,7 +6054,6 @@
               </w:rPr>
               <w:t>患者级</w:t>
             </w:r>
-            <w:proofErr w:type="spellEnd"/>
             <w:r>
               <w:rPr>
                 <w:b/>
@@ -4609,14 +6082,12 @@
               <w:spacing w:after="0" w:line="264" w:lineRule="auto"/>
               <w:jc w:val="left"/>
             </w:pPr>
-            <w:proofErr w:type="spellStart"/>
             <w:r>
               <w:rPr>
                 <w:sz w:val="18"/>
               </w:rPr>
               <w:t>完整方案</w:t>
             </w:r>
-            <w:proofErr w:type="spellEnd"/>
           </w:p>
         </w:tc>
         <w:tc>
@@ -4733,14 +6204,12 @@
               <w:spacing w:after="0" w:line="264" w:lineRule="auto"/>
               <w:jc w:val="left"/>
             </w:pPr>
-            <w:proofErr w:type="spellStart"/>
             <w:r>
               <w:rPr>
                 <w:sz w:val="18"/>
               </w:rPr>
               <w:t>三通道输入</w:t>
             </w:r>
-            <w:proofErr w:type="spellEnd"/>
             <w:r>
               <w:rPr>
                 <w:sz w:val="18"/>
@@ -4863,14 +6332,12 @@
               <w:spacing w:after="0" w:line="264" w:lineRule="auto"/>
               <w:jc w:val="left"/>
             </w:pPr>
-            <w:proofErr w:type="spellStart"/>
             <w:r>
               <w:rPr>
                 <w:sz w:val="18"/>
               </w:rPr>
               <w:t>轻量增强</w:t>
             </w:r>
-            <w:proofErr w:type="spellEnd"/>
             <w:r>
               <w:rPr>
                 <w:sz w:val="18"/>
@@ -4999,14 +6466,12 @@
               </w:rPr>
               <w:t xml:space="preserve">ResNet34 </w:t>
             </w:r>
-            <w:proofErr w:type="spellStart"/>
             <w:r>
               <w:rPr>
                 <w:sz w:val="18"/>
               </w:rPr>
               <w:t>结构</w:t>
             </w:r>
-            <w:proofErr w:type="spellEnd"/>
             <w:r>
               <w:rPr>
                 <w:sz w:val="18"/>
@@ -5135,14 +6600,12 @@
               </w:rPr>
               <w:t xml:space="preserve">ImageNet </w:t>
             </w:r>
-            <w:proofErr w:type="spellStart"/>
             <w:r>
               <w:rPr>
                 <w:sz w:val="18"/>
               </w:rPr>
               <w:t>预训练</w:t>
             </w:r>
-            <w:proofErr w:type="spellEnd"/>
             <w:r>
               <w:rPr>
                 <w:sz w:val="18"/>
@@ -5257,7 +6720,58 @@
         </w:rPr>
       </w:pPr>
       <w:r>
-        <w:t>表4显示，M4-P 综合表现最佳，ResNet34 编码器提供了最一致、最清晰的正向配对贡献。更强的层级表征和多尺度编码能力有助于同时保留病灶语义与边界信息，是完整方案中的核心结构改进。该对照改变的是编码器整体配置，因而结论指向 ResNet34 方案的综合作用，而不把收益归因于某一内部模块。</w:t>
+        <w:rPr>
+          <w:lang w:eastAsia="zh-CN"/>
+        </w:rPr>
+        <w:t>表</w:t>
+      </w:r>
+      <w:r>
+        <w:rPr>
+          <w:lang w:eastAsia="zh-CN"/>
+        </w:rPr>
+        <w:t>4</w:t>
+      </w:r>
+      <w:r>
+        <w:rPr>
+          <w:lang w:eastAsia="zh-CN"/>
+        </w:rPr>
+        <w:t>显示，</w:t>
+      </w:r>
+      <w:r>
+        <w:rPr>
+          <w:lang w:eastAsia="zh-CN"/>
+        </w:rPr>
+        <w:t xml:space="preserve">M4-P </w:t>
+      </w:r>
+      <w:r>
+        <w:rPr>
+          <w:lang w:eastAsia="zh-CN"/>
+        </w:rPr>
+        <w:t>综合表现最佳，</w:t>
+      </w:r>
+      <w:r>
+        <w:rPr>
+          <w:lang w:eastAsia="zh-CN"/>
+        </w:rPr>
+        <w:t xml:space="preserve">ResNet34 </w:t>
+      </w:r>
+      <w:r>
+        <w:rPr>
+          <w:lang w:eastAsia="zh-CN"/>
+        </w:rPr>
+        <w:t>编码器提供了最一致、最清晰的正向配对贡献。更强的层级表征和多尺度编码能力有助于同时保留病灶语义与边界信息，是完整方案中的核心结构改进。该对照改变的是编码器整体配置，因而结论指向</w:t>
+      </w:r>
+      <w:r>
+        <w:rPr>
+          <w:lang w:eastAsia="zh-CN"/>
+        </w:rPr>
+        <w:t xml:space="preserve"> ResNet34 </w:t>
+      </w:r>
+      <w:r>
+        <w:rPr>
+          <w:lang w:eastAsia="zh-CN"/>
+        </w:rPr>
+        <w:t>方案的综合作用，而不把收益归因于某一内部模块。</w:t>
       </w:r>
     </w:p>
     <w:p>
@@ -5268,7 +6782,35 @@
         </w:rPr>
       </w:pPr>
       <w:r>
-        <w:t>三通道输入、轻量增强和 ImageNet 预训练的平均变化均为正，说明三者已呈现辅助性积极信号。三通道输入可在部分状态和病例中利用互补成像信息，但缺失序列填充带来的通道冗余限制了优势释放；轻量几何扰动提供了一定正则化支持，进一步优化变换类型与强度有望提高稳定性；预训练在多数配对中保持正向，提示良好初始化能够辅助优化，其收益仍受自然图像与 MRI 域差异、通道映射和微调策略影响。</w:t>
+        <w:rPr>
+          <w:lang w:eastAsia="zh-CN"/>
+        </w:rPr>
+        <w:lastRenderedPageBreak/>
+        <w:t>三通道输入、轻量增强和</w:t>
+      </w:r>
+      <w:r>
+        <w:rPr>
+          <w:lang w:eastAsia="zh-CN"/>
+        </w:rPr>
+        <w:t xml:space="preserve"> ImageNet </w:t>
+      </w:r>
+      <w:r>
+        <w:rPr>
+          <w:lang w:eastAsia="zh-CN"/>
+        </w:rPr>
+        <w:t>预训练的平均变化均为正，说明三者已呈现辅助性积极信号。三通道输入可在部分状态和病例中利用互补成像信息，但缺失序列填充带来的通道冗余限制了优势释放；轻量几何扰动提供了一定正则化支持，进一步优化变换类型与强度有望提高稳定性；预训练在多数配对中保持正向，提示良好初始化能够辅助优化，其收益仍受自然图像与</w:t>
+      </w:r>
+      <w:r>
+        <w:rPr>
+          <w:lang w:eastAsia="zh-CN"/>
+        </w:rPr>
+        <w:t xml:space="preserve"> MRI </w:t>
+      </w:r>
+      <w:r>
+        <w:rPr>
+          <w:lang w:eastAsia="zh-CN"/>
+        </w:rPr>
+        <w:t>域差异、通道映射和微调策略影响。</w:t>
       </w:r>
     </w:p>
     <w:p>
@@ -5279,7 +6821,22 @@
         </w:rPr>
       </w:pPr>
       <w:r>
-        <w:t>组件贡献不能简单相加。输入、增强、编码器和初始化可能存在互补、冗余或条件依赖，配对效应也会随训练状态和病例变化。当前证据表明 ResNet34 构成稳定核心，其余三项组件显示与完整方案一致的正向倾向，并提供继续开发的空间。完整多模态数据、增强策略搜索及医学影像预训练与分层微调，可用于验证并放大这些信号。</w:t>
+        <w:rPr>
+          <w:lang w:eastAsia="zh-CN"/>
+        </w:rPr>
+        <w:t>组件贡献不能简单相加。输入、增强、编码器和初始化可能存在互补、冗余或条件依赖，配对效应也会随训练状态和病例变化。当前证据表明</w:t>
+      </w:r>
+      <w:r>
+        <w:rPr>
+          <w:lang w:eastAsia="zh-CN"/>
+        </w:rPr>
+        <w:t xml:space="preserve"> ResNet34 </w:t>
+      </w:r>
+      <w:r>
+        <w:rPr>
+          <w:lang w:eastAsia="zh-CN"/>
+        </w:rPr>
+        <w:t>构成稳定核心，其余三项组件显示与完整方案一致的正向倾向，并提供继续开发的空间。完整多模态数据、增强策略搜索及医学影像预训练与分层微调，可用于验证并放大这些信号。</w:t>
       </w:r>
     </w:p>
     <w:p>
@@ -5290,7 +6847,16 @@
         </w:rPr>
       </w:pPr>
       <w:r>
-        <w:t>4.5 可视化、误差分析与指标权衡</w:t>
+        <w:rPr>
+          <w:lang w:eastAsia="zh-CN"/>
+        </w:rPr>
+        <w:t xml:space="preserve">4.5 </w:t>
+      </w:r>
+      <w:r>
+        <w:rPr>
+          <w:lang w:eastAsia="zh-CN"/>
+        </w:rPr>
+        <w:t>可视化、误差分析与指标权衡</w:t>
       </w:r>
     </w:p>
     <w:p>
@@ -5301,7 +6867,82 @@
         </w:rPr>
       </w:pPr>
       <w:r>
-        <w:t>图2第一行比较同一高质量病例上的 E0 与 M4-P。E0 仅覆盖部分病灶并留下较大漏分区域，而 M4-P 的预测范围与真实轮廓更加一致，误差叠加也显示边界遗漏明显减少。这一案例直观对应表3中的总体改善：完整方案能够学习更完整的病灶响应，并在保持轮廓连续性的同时提高覆盖能力。不过，定性案例仅用于解释模型行为，整体结论仍由全部测试样本和配对统计支撑。</w:t>
+        <w:rPr>
+          <w:lang w:eastAsia="zh-CN"/>
+        </w:rPr>
+        <w:t>图</w:t>
+      </w:r>
+      <w:r>
+        <w:rPr>
+          <w:lang w:eastAsia="zh-CN"/>
+        </w:rPr>
+        <w:t>2</w:t>
+      </w:r>
+      <w:r>
+        <w:rPr>
+          <w:lang w:eastAsia="zh-CN"/>
+        </w:rPr>
+        <w:t>第一行比较同一高质量病例上的</w:t>
+      </w:r>
+      <w:r>
+        <w:rPr>
+          <w:lang w:eastAsia="zh-CN"/>
+        </w:rPr>
+        <w:t xml:space="preserve"> E0 </w:t>
+      </w:r>
+      <w:r>
+        <w:rPr>
+          <w:lang w:eastAsia="zh-CN"/>
+        </w:rPr>
+        <w:t>与</w:t>
+      </w:r>
+      <w:r>
+        <w:rPr>
+          <w:lang w:eastAsia="zh-CN"/>
+        </w:rPr>
+        <w:t xml:space="preserve"> M4-P</w:t>
+      </w:r>
+      <w:r>
+        <w:rPr>
+          <w:lang w:eastAsia="zh-CN"/>
+        </w:rPr>
+        <w:t>。</w:t>
+      </w:r>
+      <w:r>
+        <w:rPr>
+          <w:lang w:eastAsia="zh-CN"/>
+        </w:rPr>
+        <w:t xml:space="preserve">E0 </w:t>
+      </w:r>
+      <w:r>
+        <w:rPr>
+          <w:lang w:eastAsia="zh-CN"/>
+        </w:rPr>
+        <w:t>仅覆盖部分病灶并留下较大漏分区域，而</w:t>
+      </w:r>
+      <w:r>
+        <w:rPr>
+          <w:lang w:eastAsia="zh-CN"/>
+        </w:rPr>
+        <w:t xml:space="preserve"> M4-P </w:t>
+      </w:r>
+      <w:r>
+        <w:rPr>
+          <w:lang w:eastAsia="zh-CN"/>
+        </w:rPr>
+        <w:t>的预测范围与真实轮廓更加一致，误差叠加也显示边界遗漏明显减少。这一案例直观对应表</w:t>
+      </w:r>
+      <w:r>
+        <w:rPr>
+          <w:lang w:eastAsia="zh-CN"/>
+        </w:rPr>
+        <w:t>3</w:t>
+      </w:r>
+      <w:r>
+        <w:rPr>
+          <w:lang w:eastAsia="zh-CN"/>
+        </w:rPr>
+        <w:t>中的总体改善：完整方案能够学习更完整的病灶响应，并在保持轮廓连续性的同时提高覆盖能力。不过，定性案例仅用于解释模型行为，整体结论仍由全部测试样本和配对统计支撑。</w:t>
       </w:r>
     </w:p>
     <w:p>
@@ -5312,7 +6953,58 @@
         </w:rPr>
       </w:pPr>
       <w:r>
-        <w:t>图2第二行集中展示两类关键失败。细小病灶的前景信号有限，经过多次下采样后容易被完全漏检；真实空切片上的局部异常响应则可能形成面积较大的假阳性，增加人工复核负担。两类错误方向相反，分别对应 Recall 不足与 Precision、空切片误报恶化，说明只观察 Dice 或总体像素准确率会遗漏实际风险。后续可结合小病灶重采样、尺度或边界敏感损失、困难样本挖掘及阈值校准进行联合优化，并谨慎评估连通域后处理是否误删真实小病灶。</w:t>
+        <w:rPr>
+          <w:lang w:eastAsia="zh-CN"/>
+        </w:rPr>
+        <w:t>图</w:t>
+      </w:r>
+      <w:r>
+        <w:rPr>
+          <w:lang w:eastAsia="zh-CN"/>
+        </w:rPr>
+        <w:t>2</w:t>
+      </w:r>
+      <w:r>
+        <w:rPr>
+          <w:lang w:eastAsia="zh-CN"/>
+        </w:rPr>
+        <w:t>第二行集中展示两类关键失败。细小病灶的前景信号有限，经过多次下采样后容易被完全漏检；真实空切片上的局部异常响应则可能形成面积较大的假阳性，增加人工复核负担。两类错误方向相反，分别对应</w:t>
+      </w:r>
+      <w:r>
+        <w:rPr>
+          <w:lang w:eastAsia="zh-CN"/>
+        </w:rPr>
+        <w:t xml:space="preserve"> Recall </w:t>
+      </w:r>
+      <w:r>
+        <w:rPr>
+          <w:lang w:eastAsia="zh-CN"/>
+        </w:rPr>
+        <w:t>不足与</w:t>
+      </w:r>
+      <w:r>
+        <w:rPr>
+          <w:lang w:eastAsia="zh-CN"/>
+        </w:rPr>
+        <w:t xml:space="preserve"> Precision</w:t>
+      </w:r>
+      <w:r>
+        <w:rPr>
+          <w:lang w:eastAsia="zh-CN"/>
+        </w:rPr>
+        <w:t>、空切片误报恶化，说明只观察</w:t>
+      </w:r>
+      <w:r>
+        <w:rPr>
+          <w:lang w:eastAsia="zh-CN"/>
+        </w:rPr>
+        <w:t xml:space="preserve"> Dice </w:t>
+      </w:r>
+      <w:r>
+        <w:rPr>
+          <w:lang w:eastAsia="zh-CN"/>
+        </w:rPr>
+        <w:t>或总体像素准确率会遗漏实际风险。后续可结合小病灶重采样、尺度或边界敏感损失、困难样本挖掘及阈值校准进行联合优化，并谨慎评估连通域后处理是否误删真实小病灶。</w:t>
       </w:r>
     </w:p>
     <w:p>
@@ -5320,16 +7012,15 @@
         <w:pStyle w:val="af7"/>
         <w:jc w:val="center"/>
         <w:rPr>
-          <w:rFonts w:ascii="Calibri" w:eastAsia="微软雅黑" w:hAnsi="Calibri"/>
           <w:color w:val="000000"/>
         </w:rPr>
       </w:pPr>
       <w:r>
         <w:rPr>
-          <w:rFonts w:ascii="Calibri" w:eastAsia="微软雅黑" w:hAnsi="Calibri"/>
           <w:noProof/>
           <w:color w:val="000000"/>
         </w:rPr>
+        <w:lastRenderedPageBreak/>
         <w:drawing>
           <wp:inline distT="0" distB="0" distL="0" distR="0" wp14:anchorId="75548AD8" wp14:editId="149FEE8B">
             <wp:extent cx="5943600" cy="3069000"/>
@@ -5380,7 +7071,34 @@
         </w:rPr>
       </w:pPr>
       <w:r>
-        <w:t>图2 E0与M4-P对比及典型失败案例</w:t>
+        <w:rPr>
+          <w:lang w:eastAsia="zh-CN"/>
+        </w:rPr>
+        <w:t>图</w:t>
+      </w:r>
+      <w:r>
+        <w:rPr>
+          <w:lang w:eastAsia="zh-CN"/>
+        </w:rPr>
+        <w:t>2 E0</w:t>
+      </w:r>
+      <w:r>
+        <w:rPr>
+          <w:lang w:eastAsia="zh-CN"/>
+        </w:rPr>
+        <w:t>与</w:t>
+      </w:r>
+      <w:r>
+        <w:rPr>
+          <w:lang w:eastAsia="zh-CN"/>
+        </w:rPr>
+        <w:t>M4-P</w:t>
+      </w:r>
+      <w:r>
+        <w:rPr>
+          <w:lang w:eastAsia="zh-CN"/>
+        </w:rPr>
+        <w:t>对比及典型失败案例</w:t>
       </w:r>
     </w:p>
     <w:p>
@@ -5391,7 +7109,22 @@
         </w:rPr>
       </w:pPr>
       <w:r>
-        <w:t>此外，训练随机性与患者差异分别反映优化波动和病例不确定性，定量与定性结果均表现出一定的病例依赖性。多随机种子与患者级配对汇总表明，完整方案和 ResNet34 的改善最为一致；其他组件的收益可能受病灶尺度、图像质量与通道完整性影响，后续应扩大患者样本并开展预先定义的亚组分析。</w:t>
+        <w:rPr>
+          <w:lang w:eastAsia="zh-CN"/>
+        </w:rPr>
+        <w:t>此外，训练随机性与患者差异分别反映优化波动和病例不确定性，定量与定性结果均表现出一定的病例依赖性。多随机种子与患者级配对汇总表明，完整方案和</w:t>
+      </w:r>
+      <w:r>
+        <w:rPr>
+          <w:lang w:eastAsia="zh-CN"/>
+        </w:rPr>
+        <w:t xml:space="preserve"> ResNet34 </w:t>
+      </w:r>
+      <w:r>
+        <w:rPr>
+          <w:lang w:eastAsia="zh-CN"/>
+        </w:rPr>
+        <w:t>的改善最为一致；其他组件的收益可能受病灶尺度、图像质量与通道完整性影响，后续应扩大患者样本并开展预先定义的亚组分析。</w:t>
       </w:r>
     </w:p>
     <w:p>
@@ -5402,7 +7135,16 @@
         </w:rPr>
       </w:pPr>
       <w:r>
-        <w:t>5 结论与展望</w:t>
+        <w:rPr>
+          <w:lang w:eastAsia="zh-CN"/>
+        </w:rPr>
+        <w:t xml:space="preserve">5 </w:t>
+      </w:r>
+      <w:r>
+        <w:rPr>
+          <w:lang w:eastAsia="zh-CN"/>
+        </w:rPr>
+        <w:t>结论与展望</w:t>
       </w:r>
     </w:p>
     <w:p>
@@ -5413,7 +7155,16 @@
         </w:rPr>
       </w:pPr>
       <w:r>
-        <w:t>5.1 结论</w:t>
+        <w:rPr>
+          <w:lang w:eastAsia="zh-CN"/>
+        </w:rPr>
+        <w:t xml:space="preserve">5.1 </w:t>
+      </w:r>
+      <w:r>
+        <w:rPr>
+          <w:lang w:eastAsia="zh-CN"/>
+        </w:rPr>
+        <w:t>结论</w:t>
       </w:r>
     </w:p>
     <w:p>
@@ -5424,7 +7175,34 @@
         </w:rPr>
       </w:pPr>
       <w:r>
-        <w:t>本文在固定数据清单和统一训练协议下比较二维脑肿瘤分割方案。M4-P 获得最佳综合表现，ResNet34 编码器贡献最稳定；三通道输入、轻量增强与预训练均呈辅助性正向趋势，为后续优化多模态信息与训练策略提供了依据。</w:t>
+        <w:rPr>
+          <w:lang w:eastAsia="zh-CN"/>
+        </w:rPr>
+        <w:t>本文在固定数据清单和统一训练协议下比较二维脑肿瘤分割方案。</w:t>
+      </w:r>
+      <w:r>
+        <w:rPr>
+          <w:lang w:eastAsia="zh-CN"/>
+        </w:rPr>
+        <w:t xml:space="preserve">M4-P </w:t>
+      </w:r>
+      <w:r>
+        <w:rPr>
+          <w:lang w:eastAsia="zh-CN"/>
+        </w:rPr>
+        <w:t>获得最佳综合表现，</w:t>
+      </w:r>
+      <w:r>
+        <w:rPr>
+          <w:lang w:eastAsia="zh-CN"/>
+        </w:rPr>
+        <w:t xml:space="preserve">ResNet34 </w:t>
+      </w:r>
+      <w:r>
+        <w:rPr>
+          <w:lang w:eastAsia="zh-CN"/>
+        </w:rPr>
+        <w:t>编码器贡献最稳定；三通道输入、轻量增强与预训练均呈辅助性正向趋势，为后续优化多模态信息与训练策略提供了依据。</w:t>
       </w:r>
     </w:p>
     <w:p>
@@ -5435,7 +7213,17 @@
         </w:rPr>
       </w:pPr>
       <w:r>
-        <w:t>5.2 局限与展望</w:t>
+        <w:rPr>
+          <w:lang w:eastAsia="zh-CN"/>
+        </w:rPr>
+        <w:lastRenderedPageBreak/>
+        <w:t xml:space="preserve">5.2 </w:t>
+      </w:r>
+      <w:r>
+        <w:rPr>
+          <w:lang w:eastAsia="zh-CN"/>
+        </w:rPr>
+        <w:t>局限与展望</w:t>
       </w:r>
     </w:p>
     <w:p>
@@ -5446,6 +7234,9 @@
         </w:rPr>
       </w:pPr>
       <w:r>
+        <w:rPr>
+          <w:lang w:eastAsia="zh-CN"/>
+        </w:rPr>
         <w:t>本研究受限于单一公开数据源、二维架构与有限病例，尚未评估三维体积误差或接受影像科专家盲法评价；缺失序列填充也限制了完整多模态价值的判断。因此，现有结果主要反映受控实验中的方法差异。</w:t>
       </w:r>
     </w:p>
@@ -5457,6 +7248,9 @@
         </w:rPr>
       </w:pPr>
       <w:r>
+        <w:rPr>
+          <w:lang w:eastAsia="zh-CN"/>
+        </w:rPr>
         <w:t>未来将面向多中心独立数据开展验证，引入相邻切片或三维上下文，完善多模态与缺失模态建模，并优化增强策略、医学影像预训练和分层微调；同时结合专家盲评、边界修订成本与严重漏检误报分析，系统评价预测校准和不同患者亚组的稳定性，检验模型的真实临床辅助价值。</w:t>
       </w:r>
     </w:p>
@@ -5464,11 +7258,9 @@
       <w:pPr>
         <w:pStyle w:val="1"/>
       </w:pPr>
-      <w:proofErr w:type="spellStart"/>
       <w:r>
         <w:t>参考文献</w:t>
       </w:r>
-      <w:proofErr w:type="spellEnd"/>
     </w:p>
     <w:p>
       <w:pPr>
@@ -5483,15 +7275,7 @@
         <w:ind w:left="420" w:hanging="420"/>
       </w:pPr>
       <w:r>
-        <w:t xml:space="preserve">[2] AHAMED M F, HOSSAIN M </w:t>
-      </w:r>
-      <w:proofErr w:type="spellStart"/>
-      <w:r>
-        <w:t>M</w:t>
-      </w:r>
-      <w:proofErr w:type="spellEnd"/>
-      <w:r>
-        <w:t>, NAHIDUZZAMAN M, et al. A review on brain tumor segmentation based on deep learning methods with federated learning techniques[J]. Computerized Medical Imaging and Graphics, 2023, 110: 102313. DOI: 10.1016/j.compmedimag.2023.102313. PMID: 38011781.</w:t>
+        <w:t>[2] AHAMED M F, HOSSAIN M M, NAHIDUZZAMAN M, et al. A review on brain tumor segmentation based on deep learning methods with federated learning techniques[J]. Computerized Medical Imaging and Graphics, 2023, 110: 102313. DOI: 10.1016/j.compmedimag.2023.102313. PMID: 38011781.</w:t>
       </w:r>
     </w:p>
     <w:p>
@@ -5515,15 +7299,8 @@
         <w:ind w:left="420" w:hanging="420"/>
       </w:pPr>
       <w:r>
-        <w:t xml:space="preserve">[5] LI P, LI Z, WANG Z, et al. </w:t>
-      </w:r>
-      <w:proofErr w:type="spellStart"/>
-      <w:r>
-        <w:t>mResU</w:t>
-      </w:r>
-      <w:proofErr w:type="spellEnd"/>
-      <w:r>
-        <w:t>-Net: multi-scale residual U-Net-based brain tumor segmentation from multimodal MRI[J]. Medical and Biological Engineering and Computing, 2024, 62(3): 641-651. DOI: 10.1007/s11517-023-02965-1. PMID: 37981627.</w:t>
+        <w:lastRenderedPageBreak/>
+        <w:t>[5] LI P, LI Z, WANG Z, et al. mResU-Net: multi-scale residual U-Net-based brain tumor segmentation from multimodal MRI[J]. Medical and Biological Engineering and Computing, 2024, 62(3): 641-651. DOI: 10.1007/s11517-023-02965-1. PMID: 37981627.</w:t>
       </w:r>
     </w:p>
     <w:p>
@@ -5531,7 +7308,6 @@
         <w:ind w:left="420" w:hanging="420"/>
       </w:pPr>
       <w:r>
-        <w:lastRenderedPageBreak/>
         <w:t>[6] POURMAHBOUBI A, ARSALANI SAEED N, TABRIZCHI H. A brain tumor segmentation enhancement in MRI images using U-Net and transfer learning[J]. BMC Medical Imaging, 2025, 25(1): 307. DOI: 10.1186/s12880-025-01837-4. PMID: 40745592.</w:t>
       </w:r>
     </w:p>
@@ -5580,15 +7356,7 @@
         <w:ind w:left="420" w:hanging="420"/>
       </w:pPr>
       <w:r>
-        <w:t>[12] HADDADI AVVAL A, BANERJEE S, ZIELKE J, et al. Applications of artificial intelligence and advanced imaging in pediatric diffuse midline glioma[J]. Neuro-Oncology, 2025, 27(6): 1419-1433. DOI: 10.1093/</w:t>
-      </w:r>
-      <w:proofErr w:type="spellStart"/>
-      <w:r>
-        <w:t>neuonc</w:t>
-      </w:r>
-      <w:proofErr w:type="spellEnd"/>
-      <w:r>
-        <w:t>/noaf058. PMID: 40037540.</w:t>
+        <w:t>[12] HADDADI AVVAL A, BANERJEE S, ZIELKE J, et al. Applications of artificial intelligence and advanced imaging in pediatric diffuse midline glioma[J]. Neuro-Oncology, 2025, 27(6): 1419-1433. DOI: 10.1093/neuonc/noaf058. PMID: 40037540.</w:t>
       </w:r>
     </w:p>
     <w:p>
@@ -5596,15 +7364,7 @@
         <w:ind w:left="420" w:hanging="420"/>
       </w:pPr>
       <w:r>
-        <w:t xml:space="preserve">[13] FENG X, GHIMIRE K, KIM D </w:t>
-      </w:r>
-      <w:proofErr w:type="spellStart"/>
-      <w:r>
-        <w:t>D</w:t>
-      </w:r>
-      <w:proofErr w:type="spellEnd"/>
-      <w:r>
-        <w:t>, et al. Brain Tumor Segmentation for Multi-Modal MRI with Missing Information[J]. Journal of Digital Imaging, 2023, 36(5): 2075-2087. DOI: 10.1007/s10278-023-00860-7. PMID: 37340197.</w:t>
+        <w:t>[13] FENG X, GHIMIRE K, KIM D D, et al. Brain Tumor Segmentation for Multi-Modal MRI with Missing Information[J]. Journal of Digital Imaging, 2023, 36(5): 2075-2087. DOI: 10.1007/s10278-023-00860-7. PMID: 37340197.</w:t>
       </w:r>
     </w:p>
     <w:p>
@@ -5612,6 +7372,7 @@
         <w:ind w:left="420" w:hanging="420"/>
       </w:pPr>
       <w:r>
+        <w:lastRenderedPageBreak/>
         <w:t>[14] AHSAN R, SHAHZADI I, NAJEEB F, et al. Brain tumor detection and segmentation using deep learning[J]. MAGMA, 2025, 38(1): 13-22. DOI: 10.1007/s10334-024-01203-5. PMID: 39231857.</w:t>
       </w:r>
     </w:p>
@@ -5620,7 +7381,6 @@
         <w:ind w:left="420" w:hanging="420"/>
       </w:pPr>
       <w:r>
-        <w:lastRenderedPageBreak/>
         <w:t>[15] ZHANG Y, HAN Y, ZHANG J. MAU-Net: Mixed attention U-Net for MRI brain tumor segmentation[J]. Mathematical Biosciences and Engineering, 2023, 20(12): 20510-20527. DOI: 10.3934/mbe.2023907. PMID: 38124563.</w:t>
       </w:r>
     </w:p>
@@ -5629,15 +7389,7 @@
         <w:ind w:left="420" w:hanging="420"/>
       </w:pPr>
       <w:r>
-        <w:t xml:space="preserve">[16] BUDA M. Brain MRI segmentation: LGG Segmentation </w:t>
-      </w:r>
-      <w:proofErr w:type="gramStart"/>
-      <w:r>
-        <w:t>Dataset[</w:t>
-      </w:r>
-      <w:proofErr w:type="gramEnd"/>
-      <w:r>
-        <w:t>DB/OL]. Kaggle. https://www.kaggle.com/datasets/mateuszbuda/lgg-mri-segmentation (accessed 2026-08-12). License: CC BY-NC-SA 4.0.</w:t>
+        <w:t>[16] BUDA M. Brain MRI segmentation: LGG Segmentation Dataset[DB/OL]. Kaggle. https://www.kaggle.com/datasets/mateuszbuda/lgg-mri-segmentation (accessed 2026-08-12). License: CC BY-NC-SA 4.0.</w:t>
       </w:r>
     </w:p>
     <w:sectPr>
@@ -5648,6 +7400,132 @@
     </w:sectPr>
   </w:body>
 </w:document>
+</file>
+
+<file path=word/comments.xml><?xml version="1.0" encoding="utf-8"?>
+<w:comments xmlns:wpc="http://schemas.microsoft.com/office/word/2010/wordprocessingCanvas" xmlns:cx="http://schemas.microsoft.com/office/drawing/2014/chartex" xmlns:cx1="http://schemas.microsoft.com/office/drawing/2015/9/8/chartex" xmlns:cx2="http://schemas.microsoft.com/office/drawing/2015/10/21/chartex" xmlns:cx3="http://schemas.microsoft.com/office/drawing/2016/5/9/chartex" xmlns:cx4="http://schemas.microsoft.com/office/drawing/2016/5/10/chartex" xmlns:cx5="http://schemas.microsoft.com/office/drawing/2016/5/11/chartex" xmlns:cx6="http://schemas.microsoft.com/office/drawing/2016/5/12/chartex" xmlns:cx7="http://schemas.microsoft.com/office/drawing/2016/5/13/chartex" xmlns:cx8="http://schemas.microsoft.com/office/drawing/2016/5/14/chartex" xmlns:mc="http://schemas.openxmlformats.org/markup-compatibility/2006" xmlns:aink="http://schemas.microsoft.com/office/drawing/2016/ink" xmlns:am3d="http://schemas.microsoft.com/office/drawing/2017/model3d" xmlns:o="urn:schemas-microsoft-com:office:office" xmlns:oel="http://schemas.microsoft.com/office/2019/extlst" xmlns:r="http://schemas.openxmlformats.org/officeDocument/2006/relationships" xmlns:m="http://schemas.openxmlformats.org/officeDocument/2006/math" xmlns:v="urn:schemas-microsoft-com:vml" xmlns:wp14="http://schemas.microsoft.com/office/word/2010/wordprocessingDrawing" xmlns:wp="http://schemas.openxmlformats.org/drawingml/2006/wordprocessingDrawing" xmlns:w10="urn:schemas-microsoft-com:office:word" xmlns:w="http://schemas.openxmlformats.org/wordprocessingml/2006/main" xmlns:w14="http://schemas.microsoft.com/office/word/2010/wordml" xmlns:w15="http://schemas.microsoft.com/office/word/2012/wordml" xmlns:w16cei="http://schemas.microsoft.com/office/word/2026/wordml/cei" xmlns:w16cex="http://schemas.microsoft.com/office/word/2018/wordml/cex" xmlns:w16cid="http://schemas.microsoft.com/office/word/2016/wordml/cid" xmlns:w16="http://schemas.microsoft.com/office/word/2018/wordml" xmlns:w16du="http://schemas.microsoft.com/office/word/2023/wordml/word16du" xmlns:w16sdtdh="http://schemas.microsoft.com/office/word/2020/wordml/sdtdatahash" xmlns:w16sdtfl="http://schemas.microsoft.com/office/word/2024/wordml/sdtformatlock" xmlns:w16se="http://schemas.microsoft.com/office/word/2015/wordml/symex" xmlns:wpg="http://schemas.microsoft.com/office/word/2010/wordprocessingGroup" xmlns:wpi="http://schemas.microsoft.com/office/word/2010/wordprocessingInk" xmlns:wne="http://schemas.microsoft.com/office/word/2006/wordml" xmlns:wps="http://schemas.microsoft.com/office/word/2010/wordprocessingShape" mc:Ignorable="w14 w15 w16se w16cid w16 w16cex w16sdtdh w16sdtfl w16du wp14">
+  <w:comment w:id="0" w:author="Devin Chang" w:date="2026-08-13T21:27:00Z" w:initials="DC">
+    <w:p>
+      <w:pPr>
+        <w:pStyle w:val="affa"/>
+      </w:pPr>
+      <w:r>
+        <w:rPr>
+          <w:rStyle w:val="aff9"/>
+        </w:rPr>
+        <w:annotationRef/>
+      </w:r>
+      <w:r>
+        <w:rPr>
+          <w:rFonts w:hint="eastAsia"/>
+        </w:rPr>
+        <w:t>严重事实修正：</w:t>
+      </w:r>
+      <w:r>
+        <w:rPr>
+          <w:rFonts w:hint="eastAsia"/>
+        </w:rPr>
+        <w:t xml:space="preserve">src/brain_tumor_seg/data.py </w:t>
+      </w:r>
+      <w:r>
+        <w:rPr>
+          <w:rFonts w:hint="eastAsia"/>
+        </w:rPr>
+        <w:t>只实现</w:t>
+      </w:r>
+      <w:r>
+        <w:rPr>
+          <w:rFonts w:hint="eastAsia"/>
+        </w:rPr>
+        <w:t xml:space="preserve"> flair_green</w:t>
+      </w:r>
+      <w:r>
+        <w:rPr>
+          <w:rFonts w:hint="eastAsia"/>
+        </w:rPr>
+        <w:t>（读取绿色通道）和</w:t>
+      </w:r>
+      <w:r>
+        <w:rPr>
+          <w:rFonts w:hint="eastAsia"/>
+        </w:rPr>
+        <w:t xml:space="preserve"> rgb_multimodal</w:t>
+      </w:r>
+      <w:r>
+        <w:rPr>
+          <w:rFonts w:hint="eastAsia"/>
+        </w:rPr>
+        <w:t>（直接读取</w:t>
+      </w:r>
+      <w:r>
+        <w:rPr>
+          <w:rFonts w:hint="eastAsia"/>
+        </w:rPr>
+        <w:t xml:space="preserve"> RGB</w:t>
+      </w:r>
+      <w:r>
+        <w:rPr>
+          <w:rFonts w:hint="eastAsia"/>
+        </w:rPr>
+        <w:t>）两种路径，没有检测缺失序列或以</w:t>
+      </w:r>
+      <w:r>
+        <w:rPr>
+          <w:rFonts w:hint="eastAsia"/>
+        </w:rPr>
+        <w:t xml:space="preserve"> FLAIR </w:t>
+      </w:r>
+      <w:r>
+        <w:rPr>
+          <w:rFonts w:hint="eastAsia"/>
+        </w:rPr>
+        <w:t>填充的代码。其余参数来自</w:t>
+      </w:r>
+      <w:r>
+        <w:rPr>
+          <w:rFonts w:hint="eastAsia"/>
+        </w:rPr>
+        <w:t>24</w:t>
+      </w:r>
+      <w:r>
+        <w:rPr>
+          <w:rFonts w:hint="eastAsia"/>
+        </w:rPr>
+        <w:t>组</w:t>
+      </w:r>
+      <w:r>
+        <w:rPr>
+          <w:rFonts w:hint="eastAsia"/>
+        </w:rPr>
+        <w:t xml:space="preserve"> resolved_config.json</w:t>
+      </w:r>
+      <w:r>
+        <w:rPr>
+          <w:rFonts w:hint="eastAsia"/>
+        </w:rPr>
+        <w:t>。</w:t>
+      </w:r>
+    </w:p>
+  </w:comment>
+</w:comments>
+</file>
+
+<file path=word/commentsExtended.xml><?xml version="1.0" encoding="utf-8"?>
+<w15:commentsEx xmlns:wpc="http://schemas.microsoft.com/office/word/2010/wordprocessingCanvas" xmlns:cx="http://schemas.microsoft.com/office/drawing/2014/chartex" xmlns:cx1="http://schemas.microsoft.com/office/drawing/2015/9/8/chartex" xmlns:cx2="http://schemas.microsoft.com/office/drawing/2015/10/21/chartex" xmlns:cx3="http://schemas.microsoft.com/office/drawing/2016/5/9/chartex" xmlns:cx4="http://schemas.microsoft.com/office/drawing/2016/5/10/chartex" xmlns:cx5="http://schemas.microsoft.com/office/drawing/2016/5/11/chartex" xmlns:cx6="http://schemas.microsoft.com/office/drawing/2016/5/12/chartex" xmlns:cx7="http://schemas.microsoft.com/office/drawing/2016/5/13/chartex" xmlns:cx8="http://schemas.microsoft.com/office/drawing/2016/5/14/chartex" xmlns:mc="http://schemas.openxmlformats.org/markup-compatibility/2006" xmlns:aink="http://schemas.microsoft.com/office/drawing/2016/ink" xmlns:am3d="http://schemas.microsoft.com/office/drawing/2017/model3d" xmlns:o="urn:schemas-microsoft-com:office:office" xmlns:oel="http://schemas.microsoft.com/office/2019/extlst" xmlns:r="http://schemas.openxmlformats.org/officeDocument/2006/relationships" xmlns:m="http://schemas.openxmlformats.org/officeDocument/2006/math" xmlns:v="urn:schemas-microsoft-com:vml" xmlns:wp14="http://schemas.microsoft.com/office/word/2010/wordprocessingDrawing" xmlns:wp="http://schemas.openxmlformats.org/drawingml/2006/wordprocessingDrawing" xmlns:w10="urn:schemas-microsoft-com:office:word" xmlns:w="http://schemas.openxmlformats.org/wordprocessingml/2006/main" xmlns:w14="http://schemas.microsoft.com/office/word/2010/wordml" xmlns:w15="http://schemas.microsoft.com/office/word/2012/wordml" xmlns:w16cei="http://schemas.microsoft.com/office/word/2026/wordml/cei" xmlns:w16cex="http://schemas.microsoft.com/office/word/2018/wordml/cex" xmlns:w16cid="http://schemas.microsoft.com/office/word/2016/wordml/cid" xmlns:w16="http://schemas.microsoft.com/office/word/2018/wordml" xmlns:w16du="http://schemas.microsoft.com/office/word/2023/wordml/word16du" xmlns:w16sdtdh="http://schemas.microsoft.com/office/word/2020/wordml/sdtdatahash" xmlns:w16sdtfl="http://schemas.microsoft.com/office/word/2024/wordml/sdtformatlock" xmlns:w16se="http://schemas.microsoft.com/office/word/2015/wordml/symex" xmlns:wpg="http://schemas.microsoft.com/office/word/2010/wordprocessingGroup" xmlns:wpi="http://schemas.microsoft.com/office/word/2010/wordprocessingInk" xmlns:wne="http://schemas.microsoft.com/office/word/2006/wordml" xmlns:wps="http://schemas.microsoft.com/office/word/2010/wordprocessingShape" mc:Ignorable="w14 w15 w16se w16cid w16 w16cex w16sdtdh w16sdtfl w16du wp14">
+  <w15:commentEx w15:paraId="4E7358BA" w15:done="0"/>
+</w15:commentsEx>
+</file>
+
+<file path=word/commentsExtensible.xml><?xml version="1.0" encoding="utf-8"?>
+<w16cex:commentsExtensible xmlns:wpc="http://schemas.microsoft.com/office/word/2010/wordprocessingCanvas" xmlns:cx="http://schemas.microsoft.com/office/drawing/2014/chartex" xmlns:cx1="http://schemas.microsoft.com/office/drawing/2015/9/8/chartex" xmlns:cx2="http://schemas.microsoft.com/office/drawing/2015/10/21/chartex" xmlns:cx3="http://schemas.microsoft.com/office/drawing/2016/5/9/chartex" xmlns:cx4="http://schemas.microsoft.com/office/drawing/2016/5/10/chartex" xmlns:cx5="http://schemas.microsoft.com/office/drawing/2016/5/11/chartex" xmlns:cx6="http://schemas.microsoft.com/office/drawing/2016/5/12/chartex" xmlns:cx7="http://schemas.microsoft.com/office/drawing/2016/5/13/chartex" xmlns:cx8="http://schemas.microsoft.com/office/drawing/2016/5/14/chartex" xmlns:cr="http://schemas.microsoft.com/office/comments/2020/reactions" xmlns:mc="http://schemas.openxmlformats.org/markup-compatibility/2006" xmlns:aink="http://schemas.microsoft.com/office/drawing/2016/ink" xmlns:am3d="http://schemas.microsoft.com/office/drawing/2017/model3d" xmlns:o="urn:schemas-microsoft-com:office:office" xmlns:oel="http://schemas.microsoft.com/office/2019/extlst" xmlns:r="http://schemas.openxmlformats.org/officeDocument/2006/relationships" xmlns:m="http://schemas.openxmlformats.org/officeDocument/2006/math" xmlns:v="urn:schemas-microsoft-com:vml" xmlns:wp14="http://schemas.microsoft.com/office/word/2010/wordprocessingDrawing" xmlns:wp="http://schemas.openxmlformats.org/drawingml/2006/wordprocessingDrawing" xmlns:w10="urn:schemas-microsoft-com:office:word" xmlns:w="http://schemas.openxmlformats.org/wordprocessingml/2006/main" xmlns:w14="http://schemas.microsoft.com/office/word/2010/wordml" xmlns:w15="http://schemas.microsoft.com/office/word/2012/wordml" xmlns:w16cei="http://schemas.microsoft.com/office/word/2026/wordml/cei" xmlns:w16cex="http://schemas.microsoft.com/office/word/2018/wordml/cex" xmlns:w16cid="http://schemas.microsoft.com/office/word/2016/wordml/cid" xmlns:w16="http://schemas.microsoft.com/office/word/2018/wordml" xmlns:w16du="http://schemas.microsoft.com/office/word/2023/wordml/word16du" xmlns:w16sdtdh="http://schemas.microsoft.com/office/word/2020/wordml/sdtdatahash" xmlns:w16sdtfl="http://schemas.microsoft.com/office/word/2024/wordml/sdtformatlock" xmlns:w16se="http://schemas.microsoft.com/office/word/2015/wordml/symex" xmlns:wpg="http://schemas.microsoft.com/office/word/2010/wordprocessingGroup" xmlns:wpi="http://schemas.microsoft.com/office/word/2010/wordprocessingInk" xmlns:wne="http://schemas.microsoft.com/office/word/2006/wordml" xmlns:wps="http://schemas.microsoft.com/office/word/2010/wordprocessingShape" mc:Ignorable="w14 w15 w16se w16cid w16 w16cex w16sdtdh w16sdtfl cr w16du wp14">
+  <w16cex:commentExtensible w16cex:durableId="7EDB5AB3" w16cex:dateUtc="2026-08-13T13:27:00Z"/>
+</w16cex:commentsExtensible>
+</file>
+
+<file path=word/commentsIds.xml><?xml version="1.0" encoding="utf-8"?>
+<w16cid:commentsIds xmlns:wpc="http://schemas.microsoft.com/office/word/2010/wordprocessingCanvas" xmlns:cx="http://schemas.microsoft.com/office/drawing/2014/chartex" xmlns:cx1="http://schemas.microsoft.com/office/drawing/2015/9/8/chartex" xmlns:cx2="http://schemas.microsoft.com/office/drawing/2015/10/21/chartex" xmlns:cx3="http://schemas.microsoft.com/office/drawing/2016/5/9/chartex" xmlns:cx4="http://schemas.microsoft.com/office/drawing/2016/5/10/chartex" xmlns:cx5="http://schemas.microsoft.com/office/drawing/2016/5/11/chartex" xmlns:cx6="http://schemas.microsoft.com/office/drawing/2016/5/12/chartex" xmlns:cx7="http://schemas.microsoft.com/office/drawing/2016/5/13/chartex" xmlns:cx8="http://schemas.microsoft.com/office/drawing/2016/5/14/chartex" xmlns:mc="http://schemas.openxmlformats.org/markup-compatibility/2006" xmlns:aink="http://schemas.microsoft.com/office/drawing/2016/ink" xmlns:am3d="http://schemas.microsoft.com/office/drawing/2017/model3d" xmlns:o="urn:schemas-microsoft-com:office:office" xmlns:oel="http://schemas.microsoft.com/office/2019/extlst" xmlns:r="http://schemas.openxmlformats.org/officeDocument/2006/relationships" xmlns:m="http://schemas.openxmlformats.org/officeDocument/2006/math" xmlns:v="urn:schemas-microsoft-com:vml" xmlns:wp14="http://schemas.microsoft.com/office/word/2010/wordprocessingDrawing" xmlns:wp="http://schemas.openxmlformats.org/drawingml/2006/wordprocessingDrawing" xmlns:w10="urn:schemas-microsoft-com:office:word" xmlns:w="http://schemas.openxmlformats.org/wordprocessingml/2006/main" xmlns:w14="http://schemas.microsoft.com/office/word/2010/wordml" xmlns:w15="http://schemas.microsoft.com/office/word/2012/wordml" xmlns:w16cei="http://schemas.microsoft.com/office/word/2026/wordml/cei" xmlns:w16cex="http://schemas.microsoft.com/office/word/2018/wordml/cex" xmlns:w16cid="http://schemas.microsoft.com/office/word/2016/wordml/cid" xmlns:w16="http://schemas.microsoft.com/office/word/2018/wordml" xmlns:w16du="http://schemas.microsoft.com/office/word/2023/wordml/word16du" xmlns:w16sdtdh="http://schemas.microsoft.com/office/word/2020/wordml/sdtdatahash" xmlns:w16sdtfl="http://schemas.microsoft.com/office/word/2024/wordml/sdtformatlock" xmlns:w16se="http://schemas.microsoft.com/office/word/2015/wordml/symex" xmlns:wpg="http://schemas.microsoft.com/office/word/2010/wordprocessingGroup" xmlns:wpi="http://schemas.microsoft.com/office/word/2010/wordprocessingInk" xmlns:wne="http://schemas.microsoft.com/office/word/2006/wordml" xmlns:wps="http://schemas.microsoft.com/office/word/2010/wordprocessingShape" mc:Ignorable="w14 w15 w16se w16cid w16 w16cex w16sdtdh w16sdtfl w16du wp14">
+  <w16cid:commentId w16cid:paraId="4E7358BA" w16cid:durableId="7EDB5AB3"/>
+</w16cid:commentsIds>
 </file>
 
 <file path=word/endnotes.xml><?xml version="1.0" encoding="utf-8"?>
@@ -5948,6 +7826,14 @@
     <w:abstractNumId w:val="10"/>
   </w:num>
 </w:numbering>
+</file>
+
+<file path=word/people.xml><?xml version="1.0" encoding="utf-8"?>
+<w15:people xmlns:wpc="http://schemas.microsoft.com/office/word/2010/wordprocessingCanvas" xmlns:cx="http://schemas.microsoft.com/office/drawing/2014/chartex" xmlns:cx1="http://schemas.microsoft.com/office/drawing/2015/9/8/chartex" xmlns:cx2="http://schemas.microsoft.com/office/drawing/2015/10/21/chartex" xmlns:cx3="http://schemas.microsoft.com/office/drawing/2016/5/9/chartex" xmlns:cx4="http://schemas.microsoft.com/office/drawing/2016/5/10/chartex" xmlns:cx5="http://schemas.microsoft.com/office/drawing/2016/5/11/chartex" xmlns:cx6="http://schemas.microsoft.com/office/drawing/2016/5/12/chartex" xmlns:cx7="http://schemas.microsoft.com/office/drawing/2016/5/13/chartex" xmlns:cx8="http://schemas.microsoft.com/office/drawing/2016/5/14/chartex" xmlns:mc="http://schemas.openxmlformats.org/markup-compatibility/2006" xmlns:aink="http://schemas.microsoft.com/office/drawing/2016/ink" xmlns:am3d="http://schemas.microsoft.com/office/drawing/2017/model3d" xmlns:o="urn:schemas-microsoft-com:office:office" xmlns:oel="http://schemas.microsoft.com/office/2019/extlst" xmlns:r="http://schemas.openxmlformats.org/officeDocument/2006/relationships" xmlns:m="http://schemas.openxmlformats.org/officeDocument/2006/math" xmlns:v="urn:schemas-microsoft-com:vml" xmlns:wp14="http://schemas.microsoft.com/office/word/2010/wordprocessingDrawing" xmlns:wp="http://schemas.openxmlformats.org/drawingml/2006/wordprocessingDrawing" xmlns:w10="urn:schemas-microsoft-com:office:word" xmlns:w="http://schemas.openxmlformats.org/wordprocessingml/2006/main" xmlns:w14="http://schemas.microsoft.com/office/word/2010/wordml" xmlns:w15="http://schemas.microsoft.com/office/word/2012/wordml" xmlns:w16cei="http://schemas.microsoft.com/office/word/2026/wordml/cei" xmlns:w16cex="http://schemas.microsoft.com/office/word/2018/wordml/cex" xmlns:w16cid="http://schemas.microsoft.com/office/word/2016/wordml/cid" xmlns:w16="http://schemas.microsoft.com/office/word/2018/wordml" xmlns:w16du="http://schemas.microsoft.com/office/word/2023/wordml/word16du" xmlns:w16sdtdh="http://schemas.microsoft.com/office/word/2020/wordml/sdtdatahash" xmlns:w16sdtfl="http://schemas.microsoft.com/office/word/2024/wordml/sdtformatlock" xmlns:w16se="http://schemas.microsoft.com/office/word/2015/wordml/symex" xmlns:wpg="http://schemas.microsoft.com/office/word/2010/wordprocessingGroup" xmlns:wpi="http://schemas.microsoft.com/office/word/2010/wordprocessingInk" xmlns:wne="http://schemas.microsoft.com/office/word/2006/wordml" xmlns:wps="http://schemas.microsoft.com/office/word/2010/wordprocessingShape" mc:Ignorable="w14 w15 w16se w16cid w16 w16cex w16sdtdh w16sdtfl w16du wp14">
+  <w15:person w15:author="Devin Chang">
+    <w15:presenceInfo w15:providerId="Windows Live" w15:userId="27a01b6ab6c39c46"/>
+  </w15:person>
+</w15:people>
 </file>
 
 <file path=word/styles.xml><?xml version="1.0" encoding="utf-8"?>
@@ -17360,6 +19246,42 @@
       <w:sz w:val="18"/>
     </w:rPr>
   </w:style>
+  <w:style w:type="character" w:styleId="aff9">
+    <w:name w:val="annotation reference"/>
+    <w:basedOn w:val="a1"/>
+    <w:uiPriority w:val="99"/>
+    <w:semiHidden/>
+    <w:unhideWhenUsed/>
+    <w:rsid w:val="000A4E26"/>
+    <w:rPr>
+      <w:sz w:val="21"/>
+      <w:szCs w:val="21"/>
+    </w:rPr>
+  </w:style>
+  <w:style w:type="paragraph" w:styleId="affa">
+    <w:name w:val="annotation text"/>
+    <w:basedOn w:val="a0"/>
+    <w:link w:val="affb"/>
+    <w:uiPriority w:val="99"/>
+    <w:semiHidden/>
+    <w:unhideWhenUsed/>
+    <w:rsid w:val="000A4E26"/>
+    <w:pPr>
+      <w:jc w:val="left"/>
+    </w:pPr>
+  </w:style>
+  <w:style w:type="character" w:customStyle="1" w:styleId="affb">
+    <w:name w:val="批注文字 字符"/>
+    <w:basedOn w:val="a1"/>
+    <w:link w:val="affa"/>
+    <w:uiPriority w:val="99"/>
+    <w:semiHidden/>
+    <w:rsid w:val="000A4E26"/>
+    <w:rPr>
+      <w:rFonts w:ascii="Calibri" w:eastAsia="微软雅黑" w:hAnsi="Calibri"/>
+      <w:color w:val="000000"/>
+    </w:rPr>
+  </w:style>
 </w:styles>
 </file>
 
